--- a/docs/word/data/01-entity-dictionary.docx
+++ b/docs/word/data/01-entity-dictionary.docx
@@ -271,7 +271,7 @@
         <w:t xml:space="preserve"> </w:t>
       </w:r>
       <w:r>
-        <w:t xml:space="preserve">(computed, not stored). Derived entities stay in this dictionary so that nothing declared disappears, but they are not drawn in the ERD (open question 2).</w:t>
+        <w:t xml:space="preserve">(computed, not stored). Derived entities stay in this dictionary so that nothing declared disappears, but they are not drawn in the ERD.</w:t>
       </w:r>
     </w:p>
     <w:bookmarkEnd w:id="20"/>
@@ -7026,708 +7026,6 @@
         <w:t xml:space="preserve">Open questions</w:t>
       </w:r>
     </w:p>
-    <w:tbl>
-      <w:tblPr>
-        <w:tblStyle w:val="Table"/>
-        <w:tblLook w:firstRow="1" w:lastRow="0" w:firstColumn="0" w:lastColumn="0" w:noHBand="0" w:noVBand="0" w:val="0020"/>
-        <w:jc w:val="start"/>
-        <w:tblBorders>
-          <w:top w:val="single" w:sz="4" w:color="C9CED6"/>
-          <w:left w:val="single" w:sz="4" w:color="C9CED6"/>
-          <w:bottom w:val="single" w:sz="4" w:color="C9CED6"/>
-          <w:right w:val="single" w:sz="4" w:color="C9CED6"/>
-          <w:insideH w:val="single" w:sz="4" w:color="C9CED6"/>
-          <w:insideV w:val="single" w:sz="4" w:color="C9CED6"/>
-        </w:tblBorders>
-        <w:tblW w:w="5000" w:type="pct"/>
-      </w:tblPr>
-      <w:tblGrid>
-        <w:gridCol w:w="1643"/>
-        <w:gridCol w:w="1643"/>
-        <w:gridCol w:w="1643"/>
-        <w:gridCol w:w="1643"/>
-        <w:gridCol w:w="1643"/>
-        <w:gridCol w:w="1643"/>
-      </w:tblGrid>
-      <w:tr>
-        <w:trPr>
-          <w:tblHeader w:val="true"/>
-        </w:trPr>
-        <w:tc>
-          <w:tcPr>
-            <w:shd w:val="clear" w:color="auto" w:fill="E4ECF7"/>
-          </w:tcPr>
-          <w:p>
-            <w:pPr>
-              <w:pStyle w:val="Compact"/>
-              <w:jc w:val="left"/>
-            </w:pPr>
-            <w:r>
-              <w:rPr>
-                <w:b/>
-                <w:color w:val="1F2A5C"/>
-                <w:sz w:val="17"/>
-              </w:rPr>
-              <w:t xml:space="preserve">#</w:t>
-            </w:r>
-          </w:p>
-        </w:tc>
-        <w:tc>
-          <w:tcPr>
-            <w:shd w:val="clear" w:color="auto" w:fill="E4ECF7"/>
-          </w:tcPr>
-          <w:p>
-            <w:pPr>
-              <w:pStyle w:val="Compact"/>
-              <w:jc w:val="left"/>
-            </w:pPr>
-            <w:r>
-              <w:rPr>
-                <w:b/>
-                <w:color w:val="1F2A5C"/>
-                <w:sz w:val="17"/>
-              </w:rPr>
-              <w:t xml:space="preserve">Question</w:t>
-            </w:r>
-          </w:p>
-        </w:tc>
-        <w:tc>
-          <w:tcPr>
-            <w:shd w:val="clear" w:color="auto" w:fill="E4ECF7"/>
-          </w:tcPr>
-          <w:p>
-            <w:pPr>
-              <w:pStyle w:val="Compact"/>
-              <w:jc w:val="left"/>
-            </w:pPr>
-            <w:r>
-              <w:rPr>
-                <w:b/>
-                <w:color w:val="1F2A5C"/>
-                <w:sz w:val="17"/>
-              </w:rPr>
-              <w:t xml:space="preserve">Blocking?</w:t>
-            </w:r>
-          </w:p>
-        </w:tc>
-        <w:tc>
-          <w:tcPr>
-            <w:shd w:val="clear" w:color="auto" w:fill="E4ECF7"/>
-          </w:tcPr>
-          <w:p>
-            <w:pPr>
-              <w:pStyle w:val="Compact"/>
-              <w:jc w:val="left"/>
-            </w:pPr>
-            <w:r>
-              <w:rPr>
-                <w:b/>
-                <w:color w:val="1F2A5C"/>
-                <w:sz w:val="17"/>
-              </w:rPr>
-              <w:t xml:space="preserve">Owner</w:t>
-            </w:r>
-          </w:p>
-        </w:tc>
-        <w:tc>
-          <w:tcPr>
-            <w:shd w:val="clear" w:color="auto" w:fill="E4ECF7"/>
-          </w:tcPr>
-          <w:p>
-            <w:pPr>
-              <w:pStyle w:val="Compact"/>
-              <w:jc w:val="left"/>
-            </w:pPr>
-            <w:r>
-              <w:rPr>
-                <w:b/>
-                <w:color w:val="1F2A5C"/>
-                <w:sz w:val="17"/>
-              </w:rPr>
-              <w:t xml:space="preserve">Default applied</w:t>
-            </w:r>
-          </w:p>
-        </w:tc>
-        <w:tc>
-          <w:tcPr>
-            <w:shd w:val="clear" w:color="auto" w:fill="E4ECF7"/>
-          </w:tcPr>
-          <w:p>
-            <w:pPr>
-              <w:pStyle w:val="Compact"/>
-              <w:jc w:val="left"/>
-            </w:pPr>
-            <w:r>
-              <w:rPr>
-                <w:b/>
-                <w:color w:val="1F2A5C"/>
-                <w:sz w:val="17"/>
-              </w:rPr>
-              <w:t xml:space="preserve">Consequence if the default is wrong</w:t>
-            </w:r>
-          </w:p>
-        </w:tc>
-      </w:tr>
-      <w:tr>
-        <w:tc>
-          <w:tcPr/>
-          <w:p>
-            <w:pPr>
-              <w:pStyle w:val="Compact"/>
-              <w:jc w:val="left"/>
-            </w:pPr>
-            <w:r>
-              <w:rPr>
-                <w:sz w:val="17"/>
-              </w:rPr>
-              <w:t xml:space="preserve">1</w:t>
-            </w:r>
-          </w:p>
-        </w:tc>
-        <w:tc>
-          <w:tcPr/>
-          <w:p>
-            <w:pPr>
-              <w:pStyle w:val="Compact"/>
-              <w:jc w:val="left"/>
-            </w:pPr>
-            <w:r>
-              <w:rPr>
-                <w:sz w:val="17"/>
-              </w:rPr>
-              <w:t xml:space="preserve">[NEEDS CLARIFICATION: Keep PRODUCER_ORGANISATION and ORGANISATION as two entities, or merge with an organisation type?]</w:t>
-            </w:r>
-          </w:p>
-        </w:tc>
-        <w:tc>
-          <w:tcPr/>
-          <w:p>
-            <w:pPr>
-              <w:pStyle w:val="Compact"/>
-              <w:jc w:val="left"/>
-            </w:pPr>
-            <w:r>
-              <w:rPr>
-                <w:sz w:val="17"/>
-              </w:rPr>
-              <w:t xml:space="preserve">Yes</w:t>
-            </w:r>
-          </w:p>
-        </w:tc>
-        <w:tc>
-          <w:tcPr/>
-          <w:p>
-            <w:pPr>
-              <w:pStyle w:val="Compact"/>
-              <w:jc w:val="left"/>
-            </w:pPr>
-            <w:r>
-              <w:rPr>
-                <w:sz w:val="17"/>
-              </w:rPr>
-              <w:t xml:space="preserve">Nam + VFDA</w:t>
-            </w:r>
-          </w:p>
-        </w:tc>
-        <w:tc>
-          <w:tcPr/>
-          <w:p>
-            <w:pPr>
-              <w:pStyle w:val="Compact"/>
-              <w:jc w:val="left"/>
-            </w:pPr>
-            <w:r>
-              <w:rPr>
-                <w:sz w:val="17"/>
-              </w:rPr>
-              <w:t xml:space="preserve">Two entities</w:t>
-            </w:r>
-          </w:p>
-        </w:tc>
-        <w:tc>
-          <w:tcPr/>
-          <w:p>
-            <w:pPr>
-              <w:pStyle w:val="Compact"/>
-              <w:jc w:val="left"/>
-            </w:pPr>
-            <w:r>
-              <w:rPr>
-                <w:sz w:val="17"/>
-              </w:rPr>
-              <w:t xml:space="preserve">Merging later rewrites Profile, Project, COLLAB_REQUEST foreign keys and RLS policies.</w:t>
-            </w:r>
-          </w:p>
-        </w:tc>
-      </w:tr>
-      <w:tr>
-        <w:tc>
-          <w:tcPr/>
-          <w:p>
-            <w:pPr>
-              <w:pStyle w:val="Compact"/>
-              <w:jc w:val="left"/>
-            </w:pPr>
-            <w:r>
-              <w:rPr>
-                <w:sz w:val="17"/>
-              </w:rPr>
-              <w:t xml:space="preserve">2</w:t>
-            </w:r>
-          </w:p>
-        </w:tc>
-        <w:tc>
-          <w:tcPr/>
-          <w:p>
-            <w:pPr>
-              <w:pStyle w:val="Compact"/>
-              <w:jc w:val="left"/>
-            </w:pPr>
-            <w:r>
-              <w:rPr>
-                <w:sz w:val="17"/>
-              </w:rPr>
-              <w:t xml:space="preserve">[NEEDS CLARIFICATION: Are READINESS_VIEW, DOSSIER_CHECK, LICENSING_TIMELINE and PROVINCE_READINESS computed on read, never stored?]</w:t>
-            </w:r>
-          </w:p>
-        </w:tc>
-        <w:tc>
-          <w:tcPr/>
-          <w:p>
-            <w:pPr>
-              <w:pStyle w:val="Compact"/>
-              <w:jc w:val="left"/>
-            </w:pPr>
-            <w:r>
-              <w:rPr>
-                <w:sz w:val="17"/>
-              </w:rPr>
-              <w:t xml:space="preserve">No</w:t>
-            </w:r>
-          </w:p>
-        </w:tc>
-        <w:tc>
-          <w:tcPr/>
-          <w:p>
-            <w:pPr>
-              <w:pStyle w:val="Compact"/>
-              <w:jc w:val="left"/>
-            </w:pPr>
-            <w:r>
-              <w:rPr>
-                <w:sz w:val="17"/>
-              </w:rPr>
-              <w:t xml:space="preserve">Group C (M0/M2/M3 owners)</w:t>
-            </w:r>
-          </w:p>
-        </w:tc>
-        <w:tc>
-          <w:tcPr/>
-          <w:p>
-            <w:pPr>
-              <w:pStyle w:val="Compact"/>
-              <w:jc w:val="left"/>
-            </w:pPr>
-            <w:r>
-              <w:rPr>
-                <w:sz w:val="17"/>
-              </w:rPr>
-              <w:t xml:space="preserve">Computed on read (database views); excluded from the ERD</w:t>
-            </w:r>
-          </w:p>
-        </w:tc>
-        <w:tc>
-          <w:tcPr/>
-          <w:p>
-            <w:pPr>
-              <w:pStyle w:val="Compact"/>
-              <w:jc w:val="left"/>
-            </w:pPr>
-            <w:r>
-              <w:rPr>
-                <w:sz w:val="17"/>
-              </w:rPr>
-              <w:t xml:space="preserve">If any must be stored (e.g. for audit), a table and its refresh rule must be added.</w:t>
-            </w:r>
-          </w:p>
-        </w:tc>
-      </w:tr>
-      <w:tr>
-        <w:tc>
-          <w:tcPr/>
-          <w:p>
-            <w:pPr>
-              <w:pStyle w:val="Compact"/>
-              <w:jc w:val="left"/>
-            </w:pPr>
-            <w:r>
-              <w:rPr>
-                <w:sz w:val="17"/>
-              </w:rPr>
-              <w:t xml:space="preserve">3</w:t>
-            </w:r>
-          </w:p>
-        </w:tc>
-        <w:tc>
-          <w:tcPr/>
-          <w:p>
-            <w:pPr>
-              <w:pStyle w:val="Compact"/>
-              <w:jc w:val="left"/>
-            </w:pPr>
-            <w:r>
-              <w:rPr>
-                <w:sz w:val="17"/>
-              </w:rPr>
-              <w:t xml:space="preserve">[NEEDS CLARIFICATION: Declare ORGANISATION_SERVICE and ORGANISATION_PROVINCE, or keep arrays on ORGANISATION?]</w:t>
-            </w:r>
-          </w:p>
-        </w:tc>
-        <w:tc>
-          <w:tcPr/>
-          <w:p>
-            <w:pPr>
-              <w:pStyle w:val="Compact"/>
-              <w:jc w:val="left"/>
-            </w:pPr>
-            <w:r>
-              <w:rPr>
-                <w:sz w:val="17"/>
-              </w:rPr>
-              <w:t xml:space="preserve">No</w:t>
-            </w:r>
-          </w:p>
-        </w:tc>
-        <w:tc>
-          <w:tcPr/>
-          <w:p>
-            <w:pPr>
-              <w:pStyle w:val="Compact"/>
-              <w:jc w:val="left"/>
-            </w:pPr>
-            <w:r>
-              <w:rPr>
-                <w:sz w:val="17"/>
-              </w:rPr>
-              <w:t xml:space="preserve">M4 owner</w:t>
-            </w:r>
-          </w:p>
-        </w:tc>
-        <w:tc>
-          <w:tcPr/>
-          <w:p>
-            <w:pPr>
-              <w:pStyle w:val="Compact"/>
-              <w:jc w:val="left"/>
-            </w:pPr>
-            <w:r>
-              <w:rPr>
-                <w:sz w:val="17"/>
-              </w:rPr>
-              <w:t xml:space="preserve">Arrays as declared in FR-001</w:t>
-            </w:r>
-          </w:p>
-        </w:tc>
-        <w:tc>
-          <w:tcPr/>
-          <w:p>
-            <w:pPr>
-              <w:pStyle w:val="Compact"/>
-              <w:jc w:val="left"/>
-            </w:pPr>
-            <w:r>
-              <w:rPr>
-                <w:sz w:val="17"/>
-              </w:rPr>
-              <w:t xml:space="preserve">Arrays break 1NF: filtering by province and counting per service group (M3 index) becomes slower and harder to constrain.</w:t>
-            </w:r>
-          </w:p>
-        </w:tc>
-      </w:tr>
-      <w:tr>
-        <w:tc>
-          <w:tcPr/>
-          <w:p>
-            <w:pPr>
-              <w:pStyle w:val="Compact"/>
-              <w:jc w:val="left"/>
-            </w:pPr>
-            <w:r>
-              <w:rPr>
-                <w:sz w:val="17"/>
-              </w:rPr>
-              <w:t xml:space="preserve">4</w:t>
-            </w:r>
-          </w:p>
-        </w:tc>
-        <w:tc>
-          <w:tcPr/>
-          <w:p>
-            <w:pPr>
-              <w:pStyle w:val="Compact"/>
-              <w:jc w:val="left"/>
-            </w:pPr>
-            <w:r>
-              <w:rPr>
-                <w:sz w:val="17"/>
-              </w:rPr>
-              <w:t xml:space="preserve">[NEEDS CLARIFICATION: Which entity records that a partner account may edit an organisation?]</w:t>
-            </w:r>
-          </w:p>
-        </w:tc>
-        <w:tc>
-          <w:tcPr/>
-          <w:p>
-            <w:pPr>
-              <w:pStyle w:val="Compact"/>
-              <w:jc w:val="left"/>
-            </w:pPr>
-            <w:r>
-              <w:rPr>
-                <w:sz w:val="17"/>
-              </w:rPr>
-              <w:t xml:space="preserve">Yes</w:t>
-            </w:r>
-          </w:p>
-        </w:tc>
-        <w:tc>
-          <w:tcPr/>
-          <w:p>
-            <w:pPr>
-              <w:pStyle w:val="Compact"/>
-              <w:jc w:val="left"/>
-            </w:pPr>
-            <w:r>
-              <w:rPr>
-                <w:sz w:val="17"/>
-              </w:rPr>
-              <w:t xml:space="preserve">M4 owner</w:t>
-            </w:r>
-          </w:p>
-        </w:tc>
-        <w:tc>
-          <w:tcPr/>
-          <w:p>
-            <w:pPr>
-              <w:pStyle w:val="Compact"/>
-              <w:jc w:val="left"/>
-            </w:pPr>
-            <w:r>
-              <w:rPr>
-                <w:sz w:val="17"/>
-              </w:rPr>
-              <w:t xml:space="preserve">None modelled; flagged</w:t>
-            </w:r>
-          </w:p>
-        </w:tc>
-        <w:tc>
-          <w:tcPr/>
-          <w:p>
-            <w:pPr>
-              <w:pStyle w:val="Compact"/>
-              <w:jc w:val="left"/>
-            </w:pPr>
-            <w:r>
-              <w:rPr>
-                <w:sz w:val="17"/>
-              </w:rPr>
-              <w:t xml:space="preserve">Without it RLS cannot decide who edits an organisation profile (F-M4-01).</w:t>
-            </w:r>
-          </w:p>
-        </w:tc>
-      </w:tr>
-      <w:tr>
-        <w:tc>
-          <w:tcPr/>
-          <w:p>
-            <w:pPr>
-              <w:pStyle w:val="Compact"/>
-              <w:jc w:val="left"/>
-            </w:pPr>
-            <w:r>
-              <w:rPr>
-                <w:sz w:val="17"/>
-              </w:rPr>
-              <w:t xml:space="preserve">5</w:t>
-            </w:r>
-          </w:p>
-        </w:tc>
-        <w:tc>
-          <w:tcPr/>
-          <w:p>
-            <w:pPr>
-              <w:pStyle w:val="Compact"/>
-              <w:jc w:val="left"/>
-            </w:pPr>
-            <w:r>
-              <w:rPr>
-                <w:sz w:val="17"/>
-              </w:rPr>
-              <w:t xml:space="preserve">[NEEDS CLARIFICATION: How is an invitation to an email without an account stored until accepted?]</w:t>
-            </w:r>
-          </w:p>
-        </w:tc>
-        <w:tc>
-          <w:tcPr/>
-          <w:p>
-            <w:pPr>
-              <w:pStyle w:val="Compact"/>
-              <w:jc w:val="left"/>
-            </w:pPr>
-            <w:r>
-              <w:rPr>
-                <w:sz w:val="17"/>
-              </w:rPr>
-              <w:t xml:space="preserve">Yes</w:t>
-            </w:r>
-          </w:p>
-        </w:tc>
-        <w:tc>
-          <w:tcPr/>
-          <w:p>
-            <w:pPr>
-              <w:pStyle w:val="Compact"/>
-              <w:jc w:val="left"/>
-            </w:pPr>
-            <w:r>
-              <w:rPr>
-                <w:sz w:val="17"/>
-              </w:rPr>
-              <w:t xml:space="preserve">M0 owner</w:t>
-            </w:r>
-          </w:p>
-        </w:tc>
-        <w:tc>
-          <w:tcPr/>
-          <w:p>
-            <w:pPr>
-              <w:pStyle w:val="Compact"/>
-              <w:jc w:val="left"/>
-            </w:pPr>
-            <w:r>
-              <w:rPr>
-                <w:sz w:val="17"/>
-              </w:rPr>
-              <w:t xml:space="preserve">invitee_email kept on PROJECT_MEMBER with user_id empty</w:t>
-            </w:r>
-          </w:p>
-        </w:tc>
-        <w:tc>
-          <w:tcPr/>
-          <w:p>
-            <w:pPr>
-              <w:pStyle w:val="Compact"/>
-              <w:jc w:val="left"/>
-            </w:pPr>
-            <w:r>
-              <w:rPr>
-                <w:sz w:val="17"/>
-              </w:rPr>
-              <w:t xml:space="preserve">A member row without a user breaks the "belongs to UserAccount" relationship.</w:t>
-            </w:r>
-          </w:p>
-        </w:tc>
-      </w:tr>
-      <w:tr>
-        <w:tc>
-          <w:tcPr/>
-          <w:p>
-            <w:pPr>
-              <w:pStyle w:val="Compact"/>
-              <w:jc w:val="left"/>
-            </w:pPr>
-            <w:r>
-              <w:rPr>
-                <w:sz w:val="17"/>
-              </w:rPr>
-              <w:t xml:space="preserve">6</w:t>
-            </w:r>
-          </w:p>
-        </w:tc>
-        <w:tc>
-          <w:tcPr/>
-          <w:p>
-            <w:pPr>
-              <w:pStyle w:val="Compact"/>
-              <w:jc w:val="left"/>
-            </w:pPr>
-            <w:r>
-              <w:rPr>
-                <w:sz w:val="17"/>
-              </w:rPr>
-              <w:t xml:space="preserve">[NEEDS CLARIFICATION: Where does the audit log live before M10 has a Spec Document?]</w:t>
-            </w:r>
-          </w:p>
-        </w:tc>
-        <w:tc>
-          <w:tcPr/>
-          <w:p>
-            <w:pPr>
-              <w:pStyle w:val="Compact"/>
-              <w:jc w:val="left"/>
-            </w:pPr>
-            <w:r>
-              <w:rPr>
-                <w:sz w:val="17"/>
-              </w:rPr>
-              <w:t xml:space="preserve">Yes</w:t>
-            </w:r>
-          </w:p>
-        </w:tc>
-        <w:tc>
-          <w:tcPr/>
-          <w:p>
-            <w:pPr>
-              <w:pStyle w:val="Compact"/>
-              <w:jc w:val="left"/>
-            </w:pPr>
-            <w:r>
-              <w:rPr>
-                <w:sz w:val="17"/>
-              </w:rPr>
-              <w:t xml:space="preserve">Nam (M10)</w:t>
-            </w:r>
-          </w:p>
-        </w:tc>
-        <w:tc>
-          <w:tcPr/>
-          <w:p>
-            <w:pPr>
-              <w:pStyle w:val="Compact"/>
-              <w:jc w:val="left"/>
-            </w:pPr>
-            <w:r>
-              <w:rPr>
-                <w:sz w:val="17"/>
-              </w:rPr>
-              <w:t xml:space="preserve">Not modelled in this package</w:t>
-            </w:r>
-          </w:p>
-        </w:tc>
-        <w:tc>
-          <w:tcPr/>
-          <w:p>
-            <w:pPr>
-              <w:pStyle w:val="Compact"/>
-              <w:jc w:val="left"/>
-            </w:pPr>
-            <w:r>
-              <w:rPr>
-                <w:sz w:val="17"/>
-              </w:rPr>
-              <w:t xml:space="preserve">SYS BR-002 and M4 depend on it; RLS for grants cannot be audited.</w:t>
-            </w:r>
-          </w:p>
-        </w:tc>
-      </w:tr>
-    </w:tbl>
-    <w:p>
-      <w:r>
-        <w:pict>
-          <v:rect style="width:0;height:1.5pt" o:hralign="center" o:hrstd="t" o:hr="t"/>
-        </w:pict>
-      </w:r>
-    </w:p>
     <w:p>
       <w:pPr>
         <w:pStyle w:val="FirstParagraph"/>
@@ -7737,7 +7035,7 @@
           <w:iCs/>
           <w:i/>
         </w:rPr>
-        <w:t xml:space="preserve">Human gate 1 (not delegable): fill the Decision column, review the implied entities, and rewrite each definition in your own words. Signed: ____________________ Date: __________</w:t>
+        <w:t xml:space="preserve">Open questions are tracked outside this repository until they are resolved.</w:t>
       </w:r>
     </w:p>
     <w:bookmarkEnd w:id="24"/>

--- a/docs/word/data/01-entity-dictionary.docx
+++ b/docs/word/data/01-entity-dictionary.docx
@@ -16,7 +16,7 @@
         <w:pStyle w:val="FirstParagraph"/>
       </w:pPr>
       <w:r>
-        <w:t xml:space="preserve">One consolidated dictionary for the 8 specified modules. Canonical names are UPPER_SNAKE and singular; they are the names used in</w:t>
+        <w:t xml:space="preserve">One consolidated dictionary for the 9 specified modules. Canonical names are UPPER_SNAKE and singular; they are the names used in</w:t>
       </w:r>
       <w:r>
         <w:t xml:space="preserve"> </w:t>
@@ -105,7 +105,7 @@
         <w:rPr>
           <w:rStyle w:val="VerbatimChar"/>
         </w:rPr>
-        <w:t xml:space="preserve">  FUNCTIONS = section 5 FR tables of the 8 module Spec Documents in docs/spec/</w:t>
+        <w:t xml:space="preserve">  FUNCTIONS = section 5 FR tables of the 9 module Spec Documents in docs/spec/</w:t>
       </w:r>
       <w:r>
         <w:br/>
@@ -114,7 +114,16 @@
         <w:rPr>
           <w:rStyle w:val="VerbatimChar"/>
         </w:rPr>
-        <w:t xml:space="preserve">              (spec-SYS, spec-M1, spec-M0, spec-M2, spec-M3, spec-M4, spec-M5, spec-M7), 95 rows</w:t>
+        <w:t xml:space="preserve">              (spec-SYS, spec-M1, spec-M0, spec-M2, spec-M3, spec-M4, spec-M5, spec-M7, spec-M10),</w:t>
+      </w:r>
+      <w:r>
+        <w:br/>
+      </w:r>
+      <w:r>
+        <w:rPr>
+          <w:rStyle w:val="VerbatimChar"/>
+        </w:rPr>
+        <w:t xml:space="preserve">              104 rows (Spec Documents of 30/09/2026)</w:t>
       </w:r>
       <w:r>
         <w:br/>
@@ -141,7 +150,7 @@
         <w:rPr>
           <w:rStyle w:val="VerbatimChar"/>
         </w:rPr>
-        <w:t xml:space="preserve">  ENTITIES  = section 6 "Key entities" of the same documents, 47 declared entities</w:t>
+        <w:t xml:space="preserve">  ENTITIES  = section 6 "Key entities" of the same documents, 51 declared entities</w:t>
       </w:r>
       <w:r>
         <w:br/>
@@ -195,7 +204,7 @@
         <w:rPr>
           <w:rStyle w:val="VerbatimChar"/>
         </w:rPr>
-        <w:t xml:space="preserve">              Resend email, language-model API, OpenStreetMap tiles, PostGIS)</w:t>
+        <w:t xml:space="preserve">              Resend email, language-model API, PDF rendering, OpenStreetMap tiles, PostGIS)</w:t>
       </w:r>
       <w:r>
         <w:br/>
@@ -207,7 +216,7 @@
         <w:rPr>
           <w:rStyle w:val="VerbatimChar"/>
         </w:rPr>
-        <w:t xml:space="preserve">  Out of this input: module M10 (VFDA back office) has no Spec Document yet, and</w:t>
+        <w:t xml:space="preserve">  Out of this input: M6, M8, M9 are Won't for this release (docs/mvp-scope.md §4).</w:t>
       </w:r>
       <w:r>
         <w:br/>
@@ -216,7 +225,7 @@
         <w:rPr>
           <w:rStyle w:val="VerbatimChar"/>
         </w:rPr>
-        <w:t xml:space="preserve">  M6, M8, M9 are Won't for this release (docs/mvp-scope.md §4).</w:t>
+        <w:t xml:space="preserve">  The M10 screens (SC-34, SC-38 .. SC-41) have no Screen Spec file yet.</w:t>
       </w:r>
       <w:r>
         <w:br/>
@@ -255,7 +264,7 @@
         <w:t xml:space="preserve"> </w:t>
       </w:r>
       <w:r>
-        <w:t xml:space="preserve">47 declared in the specs' section 6 — 43 stored (24 THING, 19 EVENT) and 4 that the specs themselves define as</w:t>
+        <w:t xml:space="preserve">51 declared in the specs' section 6 — 46 stored (25 THING, 21 EVENT) and 5 that the specs themselves define as</w:t>
       </w:r>
       <w:r>
         <w:t xml:space="preserve"> </w:t>
@@ -271,7 +280,7 @@
         <w:t xml:space="preserve"> </w:t>
       </w:r>
       <w:r>
-        <w:t xml:space="preserve">(computed, not stored). Derived entities stay in this dictionary so that nothing declared disappears, but they are not drawn in the ERD.</w:t>
+        <w:t xml:space="preserve">(computed, not stored). Derived entities stay in this dictionary so that nothing declared disappears, but they are not drawn in the ERD (open question 2).</w:t>
       </w:r>
     </w:p>
     <w:bookmarkEnd w:id="20"/>
@@ -499,22 +508,22 @@
               <w:rPr>
                 <w:sz w:val="17"/>
               </w:rPr>
-              <w:t xml:space="preserve">UserAccount; user; recipient_id; viewer_id; reviewer_id; approver_id; officer_id; member_id; author_id; verified_by; decided_by; uploaded_by</w:t>
-            </w:r>
-          </w:p>
-        </w:tc>
-        <w:tc>
-          <w:tcPr/>
-          <w:p>
-            <w:pPr>
-              <w:pStyle w:val="Compact"/>
-              <w:jc w:val="left"/>
-            </w:pPr>
-            <w:r>
-              <w:rPr>
-                <w:sz w:val="17"/>
-              </w:rPr>
-              <w:t xml:space="preserve">SYS §6; SYS §5.1 FR-001, FR-004</w:t>
+              <w:t xml:space="preserve">UserAccount; user; recipient_id; viewer_id; reviewer_id; approver_id; officer_id; member_id; author_id; verified_by; decided_by; uploaded_by; submitted_by; admin_id; actor_id; reread_by</w:t>
+            </w:r>
+          </w:p>
+        </w:tc>
+        <w:tc>
+          <w:tcPr/>
+          <w:p>
+            <w:pPr>
+              <w:pStyle w:val="Compact"/>
+              <w:jc w:val="left"/>
+            </w:pPr>
+            <w:r>
+              <w:rPr>
+                <w:sz w:val="17"/>
+              </w:rPr>
+              <w:t xml:space="preserve">SYS §6; SYS §5.1 FR-001, FR-004; SYS §5.2 BR-005</w:t>
             </w:r>
           </w:p>
         </w:tc>
@@ -1351,7 +1360,7 @@
               <w:rPr>
                 <w:sz w:val="17"/>
               </w:rPr>
-              <w:t xml:space="preserve">M0 §6; M0 §5.1 FR-001</w:t>
+              <w:t xml:space="preserve">M0 §6; M0 §5.1 FR-001, FR-002; M0 §5.2 BR-005</w:t>
             </w:r>
           </w:p>
         </w:tc>
@@ -1816,7 +1825,7 @@
               <w:rPr>
                 <w:sz w:val="17"/>
               </w:rPr>
-              <w:t xml:space="preserve">M2 §6; M2 §5.1 FR-002</w:t>
+              <w:t xml:space="preserve">M2 §6; M2 §5.1 FR-001, FR-002; M2 §5.2 BR-008</w:t>
             </w:r>
           </w:p>
         </w:tc>
@@ -2560,7 +2569,7 @@
               <w:rPr>
                 <w:sz w:val="17"/>
               </w:rPr>
-              <w:t xml:space="preserve">M3 §6; M3 §5.1 FR-002</w:t>
+              <w:t xml:space="preserve">M3 §6; M3 §5.1 FR-002; M3 §5.2 BR-008</w:t>
             </w:r>
           </w:p>
         </w:tc>
@@ -2872,7 +2881,7 @@
               <w:rPr>
                 <w:sz w:val="17"/>
               </w:rPr>
-              <w:t xml:space="preserve">A scene description a user typed and the attributes extracted from it.</w:t>
+              <w:t xml:space="preserve">A scene description a user typed and the attributes extracted from it, stored without personal data.</w:t>
             </w:r>
           </w:p>
         </w:tc>
@@ -2917,22 +2926,22 @@
               <w:rPr>
                 <w:sz w:val="17"/>
               </w:rPr>
-              <w:t xml:space="preserve">LocationQuery; scene_description; attributes</w:t>
-            </w:r>
-          </w:p>
-        </w:tc>
-        <w:tc>
-          <w:tcPr/>
-          <w:p>
-            <w:pPr>
-              <w:pStyle w:val="Compact"/>
-              <w:jc w:val="left"/>
-            </w:pPr>
-            <w:r>
-              <w:rPr>
-                <w:sz w:val="17"/>
-              </w:rPr>
-              <w:t xml:space="preserve">M3 §6; M3 §5.1 FR-010, FR-011</w:t>
+              <w:t xml:space="preserve">LocationQuery; query_id; scene_description; attributes</w:t>
+            </w:r>
+          </w:p>
+        </w:tc>
+        <w:tc>
+          <w:tcPr/>
+          <w:p>
+            <w:pPr>
+              <w:pStyle w:val="Compact"/>
+              <w:jc w:val="left"/>
+            </w:pPr>
+            <w:r>
+              <w:rPr>
+                <w:sz w:val="17"/>
+              </w:rPr>
+              <w:t xml:space="preserve">M3 §6; M3 §5.1 FR-010, FR-011; M3 §5.2 BR-009</w:t>
             </w:r>
           </w:p>
         </w:tc>
@@ -3211,7 +3220,7 @@
               <w:rPr>
                 <w:sz w:val="17"/>
               </w:rPr>
-              <w:t xml:space="preserve">M4 §6; M4 §5.1 FR-001</w:t>
+              <w:t xml:space="preserve">M4 §6; M4 §5.1 FR-001; M4 §5.2 BR-008</w:t>
             </w:r>
           </w:p>
         </w:tc>
@@ -3616,7 +3625,7 @@
               <w:rPr>
                 <w:sz w:val="17"/>
               </w:rPr>
-              <w:t xml:space="preserve">A message written inside a collaboration request.</w:t>
+              <w:t xml:space="preserve">A message written inside a collaboration request, including every response note; never edited once sent.</w:t>
             </w:r>
           </w:p>
         </w:tc>
@@ -3661,22 +3670,22 @@
               <w:rPr>
                 <w:sz w:val="17"/>
               </w:rPr>
-              <w:t xml:space="preserve">CollabMessage</w:t>
-            </w:r>
-          </w:p>
-        </w:tc>
-        <w:tc>
-          <w:tcPr/>
-          <w:p>
-            <w:pPr>
-              <w:pStyle w:val="Compact"/>
-              <w:jc w:val="left"/>
-            </w:pPr>
-            <w:r>
-              <w:rPr>
-                <w:sz w:val="17"/>
-              </w:rPr>
-              <w:t xml:space="preserve">M4 §6</w:t>
+              <w:t xml:space="preserve">CollabMessage; collab_message; message_id</w:t>
+            </w:r>
+          </w:p>
+        </w:tc>
+        <w:tc>
+          <w:tcPr/>
+          <w:p>
+            <w:pPr>
+              <w:pStyle w:val="Compact"/>
+              <w:jc w:val="left"/>
+            </w:pPr>
+            <w:r>
+              <w:rPr>
+                <w:sz w:val="17"/>
+              </w:rPr>
+              <w:t xml:space="preserve">M4 §6; M4 §5.1 FR-014; M4 §5.2 BR-009</w:t>
             </w:r>
           </w:p>
         </w:tc>
@@ -4360,7 +4369,7 @@
               <w:rPr>
                 <w:sz w:val="17"/>
               </w:rPr>
-              <w:t xml:space="preserve">A project's agreed translation of one term.</w:t>
+              <w:t xml:space="preserve">A project's agreed translation of one term, applied to every later draft of that project.</w:t>
             </w:r>
           </w:p>
         </w:tc>
@@ -4405,22 +4414,22 @@
               <w:rPr>
                 <w:sz w:val="17"/>
               </w:rPr>
-              <w:t xml:space="preserve">ProjectGlossary</w:t>
-            </w:r>
-          </w:p>
-        </w:tc>
-        <w:tc>
-          <w:tcPr/>
-          <w:p>
-            <w:pPr>
-              <w:pStyle w:val="Compact"/>
-              <w:jc w:val="left"/>
-            </w:pPr>
-            <w:r>
-              <w:rPr>
-                <w:sz w:val="17"/>
-              </w:rPr>
-              <w:t xml:space="preserve">M5 §6</w:t>
+              <w:t xml:space="preserve">ProjectGlossary; project_glossary; glossary</w:t>
+            </w:r>
+          </w:p>
+        </w:tc>
+        <w:tc>
+          <w:tcPr/>
+          <w:p>
+            <w:pPr>
+              <w:pStyle w:val="Compact"/>
+              <w:jc w:val="left"/>
+            </w:pPr>
+            <w:r>
+              <w:rPr>
+                <w:sz w:val="17"/>
+              </w:rPr>
+              <w:t xml:space="preserve">M5 §6; M5 §5.1 FR-004; M5 §5.2 BR-006</w:t>
             </w:r>
           </w:p>
         </w:tc>
@@ -4793,6 +4802,378 @@
                 <w:sz w:val="17"/>
               </w:rPr>
               <w:t xml:space="preserve">M7 §6; M7 §5.1 FR-005</w:t>
+            </w:r>
+          </w:p>
+        </w:tc>
+      </w:tr>
+      <w:tr>
+        <w:tc>
+          <w:tcPr/>
+          <w:p>
+            <w:pPr>
+              <w:pStyle w:val="Compact"/>
+              <w:jc w:val="left"/>
+            </w:pPr>
+            <w:r>
+              <w:rPr>
+                <w:rStyle w:val="VerbatimChar"/>
+                <w:sz w:val="17"/>
+              </w:rPr>
+              <w:t xml:space="preserve">MODERATION_ITEM</w:t>
+            </w:r>
+          </w:p>
+        </w:tc>
+        <w:tc>
+          <w:tcPr/>
+          <w:p>
+            <w:pPr>
+              <w:pStyle w:val="Compact"/>
+              <w:jc w:val="left"/>
+            </w:pPr>
+            <w:r>
+              <w:rPr>
+                <w:sz w:val="17"/>
+              </w:rPr>
+              <w:t xml:space="preserve">A partner's published content (profile text or location photo) waiting for, or carrying, VFDA staff's approve-or-hide decision.</w:t>
+            </w:r>
+          </w:p>
+        </w:tc>
+        <w:tc>
+          <w:tcPr/>
+          <w:p>
+            <w:pPr>
+              <w:pStyle w:val="Compact"/>
+              <w:jc w:val="left"/>
+            </w:pPr>
+            <w:r>
+              <w:rPr>
+                <w:sz w:val="17"/>
+              </w:rPr>
+              <w:t xml:space="preserve">EVENT</w:t>
+            </w:r>
+          </w:p>
+        </w:tc>
+        <w:tc>
+          <w:tcPr/>
+          <w:p>
+            <w:pPr>
+              <w:pStyle w:val="Compact"/>
+              <w:jc w:val="left"/>
+            </w:pPr>
+            <w:r>
+              <w:rPr>
+                <w:sz w:val="17"/>
+              </w:rPr>
+              <w:t xml:space="preserve">M10</w:t>
+            </w:r>
+          </w:p>
+        </w:tc>
+        <w:tc>
+          <w:tcPr/>
+          <w:p>
+            <w:pPr>
+              <w:pStyle w:val="Compact"/>
+              <w:jc w:val="left"/>
+            </w:pPr>
+            <w:r>
+              <w:rPr>
+                <w:sz w:val="17"/>
+              </w:rPr>
+              <w:t xml:space="preserve">ModerationItem; moderation_queue; content_id</w:t>
+            </w:r>
+          </w:p>
+        </w:tc>
+        <w:tc>
+          <w:tcPr/>
+          <w:p>
+            <w:pPr>
+              <w:pStyle w:val="Compact"/>
+              <w:jc w:val="left"/>
+            </w:pPr>
+            <w:r>
+              <w:rPr>
+                <w:sz w:val="17"/>
+              </w:rPr>
+              <w:t xml:space="preserve">M10 §6; M10 §5.1 FR-001, FR-002; M10 §5.2 BR-001</w:t>
+            </w:r>
+          </w:p>
+        </w:tc>
+      </w:tr>
+      <w:tr>
+        <w:tc>
+          <w:tcPr/>
+          <w:p>
+            <w:pPr>
+              <w:pStyle w:val="Compact"/>
+              <w:jc w:val="left"/>
+            </w:pPr>
+            <w:r>
+              <w:rPr>
+                <w:rStyle w:val="VerbatimChar"/>
+                <w:sz w:val="17"/>
+              </w:rPr>
+              <w:t xml:space="preserve">AUDIT_LOG</w:t>
+            </w:r>
+          </w:p>
+        </w:tc>
+        <w:tc>
+          <w:tcPr/>
+          <w:p>
+            <w:pPr>
+              <w:pStyle w:val="Compact"/>
+              <w:jc w:val="left"/>
+            </w:pPr>
+            <w:r>
+              <w:rPr>
+                <w:sz w:val="17"/>
+              </w:rPr>
+              <w:t xml:space="preserve">A permanent record of one administrative action: who did what to which record, and when.</w:t>
+            </w:r>
+          </w:p>
+        </w:tc>
+        <w:tc>
+          <w:tcPr/>
+          <w:p>
+            <w:pPr>
+              <w:pStyle w:val="Compact"/>
+              <w:jc w:val="left"/>
+            </w:pPr>
+            <w:r>
+              <w:rPr>
+                <w:sz w:val="17"/>
+              </w:rPr>
+              <w:t xml:space="preserve">EVENT</w:t>
+            </w:r>
+          </w:p>
+        </w:tc>
+        <w:tc>
+          <w:tcPr/>
+          <w:p>
+            <w:pPr>
+              <w:pStyle w:val="Compact"/>
+              <w:jc w:val="left"/>
+            </w:pPr>
+            <w:r>
+              <w:rPr>
+                <w:sz w:val="17"/>
+              </w:rPr>
+              <w:t xml:space="preserve">M10</w:t>
+            </w:r>
+          </w:p>
+        </w:tc>
+        <w:tc>
+          <w:tcPr/>
+          <w:p>
+            <w:pPr>
+              <w:pStyle w:val="Compact"/>
+              <w:jc w:val="left"/>
+            </w:pPr>
+            <w:r>
+              <w:rPr>
+                <w:sz w:val="17"/>
+              </w:rPr>
+              <w:t xml:space="preserve">AuditLog; audit_log; audit_entries; audit log (SYS BR-002)</w:t>
+            </w:r>
+          </w:p>
+        </w:tc>
+        <w:tc>
+          <w:tcPr/>
+          <w:p>
+            <w:pPr>
+              <w:pStyle w:val="Compact"/>
+              <w:jc w:val="left"/>
+            </w:pPr>
+            <w:r>
+              <w:rPr>
+                <w:sz w:val="17"/>
+              </w:rPr>
+              <w:t xml:space="preserve">M10 §6; M10 §5.1 FR-008; M10 §5.2 BR-005</w:t>
+            </w:r>
+          </w:p>
+        </w:tc>
+      </w:tr>
+      <w:tr>
+        <w:tc>
+          <w:tcPr/>
+          <w:p>
+            <w:pPr>
+              <w:pStyle w:val="Compact"/>
+              <w:jc w:val="left"/>
+            </w:pPr>
+            <w:r>
+              <w:rPr>
+                <w:rStyle w:val="VerbatimChar"/>
+                <w:sz w:val="17"/>
+              </w:rPr>
+              <w:t xml:space="preserve">DEMAND_INDEX</w:t>
+            </w:r>
+          </w:p>
+        </w:tc>
+        <w:tc>
+          <w:tcPr/>
+          <w:p>
+            <w:pPr>
+              <w:pStyle w:val="Compact"/>
+              <w:jc w:val="left"/>
+            </w:pPr>
+            <w:r>
+              <w:rPr>
+                <w:sz w:val="17"/>
+              </w:rPr>
+              <w:t xml:space="preserve">The six demand indicators of a reporting period, each with its sample size, computed from platform data.</w:t>
+            </w:r>
+          </w:p>
+        </w:tc>
+        <w:tc>
+          <w:tcPr/>
+          <w:p>
+            <w:pPr>
+              <w:pStyle w:val="Compact"/>
+              <w:jc w:val="left"/>
+            </w:pPr>
+            <w:r>
+              <w:rPr>
+                <w:sz w:val="17"/>
+              </w:rPr>
+              <w:t xml:space="preserve">DERIVED (computed on read)</w:t>
+            </w:r>
+          </w:p>
+        </w:tc>
+        <w:tc>
+          <w:tcPr/>
+          <w:p>
+            <w:pPr>
+              <w:pStyle w:val="Compact"/>
+              <w:jc w:val="left"/>
+            </w:pPr>
+            <w:r>
+              <w:rPr>
+                <w:sz w:val="17"/>
+              </w:rPr>
+              <w:t xml:space="preserve">M10</w:t>
+            </w:r>
+          </w:p>
+        </w:tc>
+        <w:tc>
+          <w:tcPr/>
+          <w:p>
+            <w:pPr>
+              <w:pStyle w:val="Compact"/>
+              <w:jc w:val="left"/>
+            </w:pPr>
+            <w:r>
+              <w:rPr>
+                <w:sz w:val="17"/>
+              </w:rPr>
+              <w:t xml:space="preserve">DemandIndex; demand_index; filtered_index; dashboard_view (M10)</w:t>
+            </w:r>
+          </w:p>
+        </w:tc>
+        <w:tc>
+          <w:tcPr/>
+          <w:p>
+            <w:pPr>
+              <w:pStyle w:val="Compact"/>
+              <w:jc w:val="left"/>
+            </w:pPr>
+            <w:r>
+              <w:rPr>
+                <w:sz w:val="17"/>
+              </w:rPr>
+              <w:t xml:space="preserve">M10 §6 ("not stored"); M10 §5.1 FR-003; M10 §5.2 BR-003</w:t>
+            </w:r>
+          </w:p>
+        </w:tc>
+      </w:tr>
+      <w:tr>
+        <w:tc>
+          <w:tcPr/>
+          <w:p>
+            <w:pPr>
+              <w:pStyle w:val="Compact"/>
+              <w:jc w:val="left"/>
+            </w:pPr>
+            <w:r>
+              <w:rPr>
+                <w:rStyle w:val="VerbatimChar"/>
+                <w:sz w:val="17"/>
+              </w:rPr>
+              <w:t xml:space="preserve">QUARTERLY_REPORT</w:t>
+            </w:r>
+          </w:p>
+        </w:tc>
+        <w:tc>
+          <w:tcPr/>
+          <w:p>
+            <w:pPr>
+              <w:pStyle w:val="Compact"/>
+              <w:jc w:val="left"/>
+            </w:pPr>
+            <w:r>
+              <w:rPr>
+                <w:sz w:val="17"/>
+              </w:rPr>
+              <w:t xml:space="preserve">A quarterly demand report with its bilingual commentary, reread by a staff member before it is exported.</w:t>
+            </w:r>
+          </w:p>
+        </w:tc>
+        <w:tc>
+          <w:tcPr/>
+          <w:p>
+            <w:pPr>
+              <w:pStyle w:val="Compact"/>
+              <w:jc w:val="left"/>
+            </w:pPr>
+            <w:r>
+              <w:rPr>
+                <w:sz w:val="17"/>
+              </w:rPr>
+              <w:t xml:space="preserve">THING</w:t>
+            </w:r>
+          </w:p>
+        </w:tc>
+        <w:tc>
+          <w:tcPr/>
+          <w:p>
+            <w:pPr>
+              <w:pStyle w:val="Compact"/>
+              <w:jc w:val="left"/>
+            </w:pPr>
+            <w:r>
+              <w:rPr>
+                <w:sz w:val="17"/>
+              </w:rPr>
+              <w:t xml:space="preserve">M10</w:t>
+            </w:r>
+          </w:p>
+        </w:tc>
+        <w:tc>
+          <w:tcPr/>
+          <w:p>
+            <w:pPr>
+              <w:pStyle w:val="Compact"/>
+              <w:jc w:val="left"/>
+            </w:pPr>
+            <w:r>
+              <w:rPr>
+                <w:sz w:val="17"/>
+              </w:rPr>
+              <w:t xml:space="preserve">QuarterlyReport; report_id; report</w:t>
+            </w:r>
+          </w:p>
+        </w:tc>
+        <w:tc>
+          <w:tcPr/>
+          <w:p>
+            <w:pPr>
+              <w:pStyle w:val="Compact"/>
+              <w:jc w:val="left"/>
+            </w:pPr>
+            <w:r>
+              <w:rPr>
+                <w:sz w:val="17"/>
+              </w:rPr>
+              <w:t xml:space="preserve">M10 §6; M10 §5.1 FR-006, FR-007; M10 §5.2 BR-004</w:t>
             </w:r>
           </w:p>
         </w:tc>
@@ -4920,7 +5301,7 @@
               <w:rPr>
                 <w:sz w:val="17"/>
               </w:rPr>
-              <w:t xml:space="preserve">service_groups ARRAY</w:t>
+              <w:t xml:space="preserve">service_groups ENUM[]</w:t>
             </w:r>
           </w:p>
         </w:tc>
@@ -4967,19 +5348,7 @@
               <w:rPr>
                 <w:sz w:val="17"/>
               </w:rPr>
-              <w:t xml:space="preserve">provinces ARRAY</w:t>
-            </w:r>
-            <w:r>
-              <w:rPr>
-                <w:sz w:val="17"/>
-              </w:rPr>
-              <w:t xml:space="preserve"> </w:t>
-            </w:r>
-            <w:r>
-              <w:rPr>
-                <w:sz w:val="17"/>
-              </w:rPr>
-              <w:t xml:space="preserve">(organisation)</w:t>
+              <w:t xml:space="preserve">provinces INTEGER[] (organisation)</w:t>
             </w:r>
           </w:p>
         </w:tc>
@@ -5026,37 +5395,37 @@
               <w:rPr>
                 <w:sz w:val="17"/>
               </w:rPr>
-              <w:t xml:space="preserve">audit log ("every grant is written to the audit log")</w:t>
-            </w:r>
-          </w:p>
-        </w:tc>
-        <w:tc>
-          <w:tcPr/>
-          <w:p>
-            <w:pPr>
-              <w:pStyle w:val="Compact"/>
-              <w:jc w:val="left"/>
-            </w:pPr>
-            <w:r>
-              <w:rPr>
-                <w:sz w:val="17"/>
-              </w:rPr>
-              <w:t xml:space="preserve">SYS §5.2 BR-002; M4 §1 Depends on "M10 (audit log)"</w:t>
-            </w:r>
-          </w:p>
-        </w:tc>
-        <w:tc>
-          <w:tcPr/>
-          <w:p>
-            <w:pPr>
-              <w:pStyle w:val="Compact"/>
-              <w:jc w:val="left"/>
-            </w:pPr>
-            <w:r>
-              <w:rPr>
-                <w:sz w:val="17"/>
-              </w:rPr>
-              <w:t xml:space="preserve">Must remember who granted what and when; owned by M10, which has no Spec Document yet.</w:t>
+              <w:t xml:space="preserve">partner user ↔ organisation ("a partner create and edit its organisation")</w:t>
+            </w:r>
+          </w:p>
+        </w:tc>
+        <w:tc>
+          <w:tcPr/>
+          <w:p>
+            <w:pPr>
+              <w:pStyle w:val="Compact"/>
+              <w:jc w:val="left"/>
+            </w:pPr>
+            <w:r>
+              <w:rPr>
+                <w:sz w:val="17"/>
+              </w:rPr>
+              <w:t xml:space="preserve">M4 §5.1 FR-001</w:t>
+            </w:r>
+          </w:p>
+        </w:tc>
+        <w:tc>
+          <w:tcPr/>
+          <w:p>
+            <w:pPr>
+              <w:pStyle w:val="Compact"/>
+              <w:jc w:val="left"/>
+            </w:pPr>
+            <w:r>
+              <w:rPr>
+                <w:sz w:val="17"/>
+              </w:rPr>
+              <w:t xml:space="preserve">Something must record which accounts may edit which organisation; no field or entity carries it.</w:t>
             </w:r>
           </w:p>
         </w:tc>
@@ -5073,37 +5442,37 @@
               <w:rPr>
                 <w:sz w:val="17"/>
               </w:rPr>
-              <w:t xml:space="preserve">partner user ↔ organisation ("a partner create and edit its organisation")</w:t>
-            </w:r>
-          </w:p>
-        </w:tc>
-        <w:tc>
-          <w:tcPr/>
-          <w:p>
-            <w:pPr>
-              <w:pStyle w:val="Compact"/>
-              <w:jc w:val="left"/>
-            </w:pPr>
-            <w:r>
-              <w:rPr>
-                <w:sz w:val="17"/>
-              </w:rPr>
-              <w:t xml:space="preserve">M4 §5.1 FR-001</w:t>
-            </w:r>
-          </w:p>
-        </w:tc>
-        <w:tc>
-          <w:tcPr/>
-          <w:p>
-            <w:pPr>
-              <w:pStyle w:val="Compact"/>
-              <w:jc w:val="left"/>
-            </w:pPr>
-            <w:r>
-              <w:rPr>
-                <w:sz w:val="17"/>
-              </w:rPr>
-              <w:t xml:space="preserve">Something must record which accounts may edit which organisation; no field or entity carries it.</w:t>
+              <w:t xml:space="preserve">invitee_email VARCHAR(254)</w:t>
+            </w:r>
+          </w:p>
+        </w:tc>
+        <w:tc>
+          <w:tcPr/>
+          <w:p>
+            <w:pPr>
+              <w:pStyle w:val="Compact"/>
+              <w:jc w:val="left"/>
+            </w:pPr>
+            <w:r>
+              <w:rPr>
+                <w:sz w:val="17"/>
+              </w:rPr>
+              <w:t xml:space="preserve">M0 §5.1 FR-004; M0 §3 US-3 ("sees the project after accepting")</w:t>
+            </w:r>
+          </w:p>
+        </w:tc>
+        <w:tc>
+          <w:tcPr/>
+          <w:p>
+            <w:pPr>
+              <w:pStyle w:val="Compact"/>
+              <w:jc w:val="left"/>
+            </w:pPr>
+            <w:r>
+              <w:rPr>
+                <w:sz w:val="17"/>
+              </w:rPr>
+              <w:t xml:space="preserve">An invitation to an email that has no account yet must be remembered until accepted; ProjectMember carries user_id only.</w:t>
             </w:r>
           </w:p>
         </w:tc>
@@ -5120,37 +5489,37 @@
               <w:rPr>
                 <w:sz w:val="17"/>
               </w:rPr>
-              <w:t xml:space="preserve">invitee_email VARCHAR(254)</w:t>
-            </w:r>
-          </w:p>
-        </w:tc>
-        <w:tc>
-          <w:tcPr/>
-          <w:p>
-            <w:pPr>
-              <w:pStyle w:val="Compact"/>
-              <w:jc w:val="left"/>
-            </w:pPr>
-            <w:r>
-              <w:rPr>
-                <w:sz w:val="17"/>
-              </w:rPr>
-              <w:t xml:space="preserve">M0 §5.1 FR-004; M0 §3 US-3 ("sees the project after accepting")</w:t>
-            </w:r>
-          </w:p>
-        </w:tc>
-        <w:tc>
-          <w:tcPr/>
-          <w:p>
-            <w:pPr>
-              <w:pStyle w:val="Compact"/>
-              <w:jc w:val="left"/>
-            </w:pPr>
-            <w:r>
-              <w:rPr>
-                <w:sz w:val="17"/>
-              </w:rPr>
-              <w:t xml:space="preserve">An invitation to an email that has no account yet must be remembered until accepted; ProjectMember carries user_id only.</w:t>
+              <w:t xml:space="preserve">message_key VARCHAR(120) (bilingual display dictionary)</w:t>
+            </w:r>
+          </w:p>
+        </w:tc>
+        <w:tc>
+          <w:tcPr/>
+          <w:p>
+            <w:pPr>
+              <w:pStyle w:val="Compact"/>
+              <w:jc w:val="left"/>
+            </w:pPr>
+            <w:r>
+              <w:rPr>
+                <w:sz w:val="17"/>
+              </w:rPr>
+              <w:t xml:space="preserve">SYS §5.1 FR-006</w:t>
+            </w:r>
+          </w:p>
+        </w:tc>
+        <w:tc>
+          <w:tcPr/>
+          <w:p>
+            <w:pPr>
+              <w:pStyle w:val="Compact"/>
+              <w:jc w:val="left"/>
+            </w:pPr>
+            <w:r>
+              <w:rPr>
+                <w:sz w:val="17"/>
+              </w:rPr>
+              <w:t xml:space="preserve">Every interface string is read from a dictionary keyed by message_key; no entity holds it.</w:t>
             </w:r>
           </w:p>
         </w:tc>
@@ -5167,37 +5536,37 @@
               <w:rPr>
                 <w:sz w:val="17"/>
               </w:rPr>
-              <w:t xml:space="preserve">message_key VARCHAR(120) (bilingual display dictionary)</w:t>
-            </w:r>
-          </w:p>
-        </w:tc>
-        <w:tc>
-          <w:tcPr/>
-          <w:p>
-            <w:pPr>
-              <w:pStyle w:val="Compact"/>
-              <w:jc w:val="left"/>
-            </w:pPr>
-            <w:r>
-              <w:rPr>
-                <w:sz w:val="17"/>
-              </w:rPr>
-              <w:t xml:space="preserve">SYS §5.1 FR-006</w:t>
-            </w:r>
-          </w:p>
-        </w:tc>
-        <w:tc>
-          <w:tcPr/>
-          <w:p>
-            <w:pPr>
-              <w:pStyle w:val="Compact"/>
-              <w:jc w:val="left"/>
-            </w:pPr>
-            <w:r>
-              <w:rPr>
-                <w:sz w:val="17"/>
-              </w:rPr>
-              <w:t xml:space="preserve">Every interface string is read from a dictionary keyed by message_key; no entity holds it.</w:t>
+              <w:t xml:space="preserve">scene_type_catalog ENUM[]</w:t>
+            </w:r>
+          </w:p>
+        </w:tc>
+        <w:tc>
+          <w:tcPr/>
+          <w:p>
+            <w:pPr>
+              <w:pStyle w:val="Compact"/>
+              <w:jc w:val="left"/>
+            </w:pPr>
+            <w:r>
+              <w:rPr>
+                <w:sz w:val="17"/>
+              </w:rPr>
+              <w:t xml:space="preserve">M3 §5.1 FR-012; M3 §10 ("Who maintains the fixed attribute catalogue")</w:t>
+            </w:r>
+          </w:p>
+        </w:tc>
+        <w:tc>
+          <w:tcPr/>
+          <w:p>
+            <w:pPr>
+              <w:pStyle w:val="Compact"/>
+              <w:jc w:val="left"/>
+            </w:pPr>
+            <w:r>
+              <w:rPr>
+                <w:sz w:val="17"/>
+              </w:rPr>
+              <w:t xml:space="preserve">Scene types are now a declared enum (M3 §5.1 FR-002), but the catalogue also covers terrain and era and maps unknown words — that is maintained data.</w:t>
             </w:r>
           </w:p>
         </w:tc>
@@ -5214,37 +5583,37 @@
               <w:rPr>
                 <w:sz w:val="17"/>
               </w:rPr>
-              <w:t xml:space="preserve">scene_type_catalog ARRAY</w:t>
-            </w:r>
-          </w:p>
-        </w:tc>
-        <w:tc>
-          <w:tcPr/>
-          <w:p>
-            <w:pPr>
-              <w:pStyle w:val="Compact"/>
-              <w:jc w:val="left"/>
-            </w:pPr>
-            <w:r>
-              <w:rPr>
-                <w:sz w:val="17"/>
-              </w:rPr>
-              <w:t xml:space="preserve">M3 §5.1 FR-012; M3 §10 ("Who maintains the fixed attribute catalogue")</w:t>
-            </w:r>
-          </w:p>
-        </w:tc>
-        <w:tc>
-          <w:tcPr/>
-          <w:p>
-            <w:pPr>
-              <w:pStyle w:val="Compact"/>
-              <w:jc w:val="left"/>
-            </w:pPr>
-            <w:r>
-              <w:rPr>
-                <w:sz w:val="17"/>
-              </w:rPr>
-              <w:t xml:space="preserve">A maintained catalogue (with mappings for unknown words) is data, not a fixed enum.</w:t>
+              <w:t xml:space="preserve">slot_start TIMESTAMPTZ (offered consultation slots)</w:t>
+            </w:r>
+          </w:p>
+        </w:tc>
+        <w:tc>
+          <w:tcPr/>
+          <w:p>
+            <w:pPr>
+              <w:pStyle w:val="Compact"/>
+              <w:jc w:val="left"/>
+            </w:pPr>
+            <w:r>
+              <w:rPr>
+                <w:sz w:val="17"/>
+              </w:rPr>
+              <w:t xml:space="preserve">M7 §5.1 FR-005</w:t>
+            </w:r>
+          </w:p>
+        </w:tc>
+        <w:tc>
+          <w:tcPr/>
+          <w:p>
+            <w:pPr>
+              <w:pStyle w:val="Compact"/>
+              <w:jc w:val="left"/>
+            </w:pPr>
+            <w:r>
+              <w:rPr>
+                <w:sz w:val="17"/>
+              </w:rPr>
+              <w:t xml:space="preserve">A member picks a slot, so available slots must exist somewhere before the booking.</w:t>
             </w:r>
           </w:p>
         </w:tc>
@@ -5261,37 +5630,37 @@
               <w:rPr>
                 <w:sz w:val="17"/>
               </w:rPr>
-              <w:t xml:space="preserve">slot_start TIMESTAMPTZ (offered consultation slots)</w:t>
-            </w:r>
-          </w:p>
-        </w:tc>
-        <w:tc>
-          <w:tcPr/>
-          <w:p>
-            <w:pPr>
-              <w:pStyle w:val="Compact"/>
-              <w:jc w:val="left"/>
-            </w:pPr>
-            <w:r>
-              <w:rPr>
-                <w:sz w:val="17"/>
-              </w:rPr>
-              <w:t xml:space="preserve">M7 §5.1 FR-005</w:t>
-            </w:r>
-          </w:p>
-        </w:tc>
-        <w:tc>
-          <w:tcPr/>
-          <w:p>
-            <w:pPr>
-              <w:pStyle w:val="Compact"/>
-              <w:jc w:val="left"/>
-            </w:pPr>
-            <w:r>
-              <w:rPr>
-                <w:sz w:val="17"/>
-              </w:rPr>
-              <w:t xml:space="preserve">A member picks a slot, so available slots must exist somewhere before the booking.</w:t>
+              <w:t xml:space="preserve">segment filter (legal rules)</w:t>
+            </w:r>
+          </w:p>
+        </w:tc>
+        <w:tc>
+          <w:tcPr/>
+          <w:p>
+            <w:pPr>
+              <w:pStyle w:val="Compact"/>
+              <w:jc w:val="left"/>
+            </w:pPr>
+            <w:r>
+              <w:rPr>
+                <w:sz w:val="17"/>
+              </w:rPr>
+              <w:t xml:space="preserve">M2 §5.1 FR-015</w:t>
+            </w:r>
+          </w:p>
+        </w:tc>
+        <w:tc>
+          <w:tcPr/>
+          <w:p>
+            <w:pPr>
+              <w:pStyle w:val="Compact"/>
+              <w:jc w:val="left"/>
+            </w:pPr>
+            <w:r>
+              <w:rPr>
+                <w:sz w:val="17"/>
+              </w:rPr>
+              <w:t xml:space="preserve">Public rules are filtered by segment, but LegalRule declares no segment; rule ↔ segment is many-to-many. (Topic is now declared, M2 §5.1 FR-002.)</w:t>
             </w:r>
           </w:p>
         </w:tc>
@@ -5308,37 +5677,37 @@
               <w:rPr>
                 <w:sz w:val="17"/>
               </w:rPr>
-              <w:t xml:space="preserve">filter_topic / topic VARCHAR(60); segment filter</w:t>
-            </w:r>
-          </w:p>
-        </w:tc>
-        <w:tc>
-          <w:tcPr/>
-          <w:p>
-            <w:pPr>
-              <w:pStyle w:val="Compact"/>
-              <w:jc w:val="left"/>
-            </w:pPr>
-            <w:r>
-              <w:rPr>
-                <w:sz w:val="17"/>
-              </w:rPr>
-              <w:t xml:space="preserve">M2 §5.1 FR-001, FR-015</w:t>
-            </w:r>
-          </w:p>
-        </w:tc>
-        <w:tc>
-          <w:tcPr/>
-          <w:p>
-            <w:pPr>
-              <w:pStyle w:val="Compact"/>
-              <w:jc w:val="left"/>
-            </w:pPr>
-            <w:r>
-              <w:rPr>
-                <w:sz w:val="17"/>
-              </w:rPr>
-              <w:t xml:space="preserve">Rules are filtered by topic and by segment, but LegalRule declares neither; rule ↔ segment is many-to-many.</w:t>
+              <w:t xml:space="preserve">rate limit per IP</w:t>
+            </w:r>
+          </w:p>
+        </w:tc>
+        <w:tc>
+          <w:tcPr/>
+          <w:p>
+            <w:pPr>
+              <w:pStyle w:val="Compact"/>
+              <w:jc w:val="left"/>
+            </w:pPr>
+            <w:r>
+              <w:rPr>
+                <w:sz w:val="17"/>
+              </w:rPr>
+              <w:t xml:space="preserve">M2 §5.1 FR-005; M2 §3 Edge cases ("50 times in an hour")</w:t>
+            </w:r>
+          </w:p>
+        </w:tc>
+        <w:tc>
+          <w:tcPr/>
+          <w:p>
+            <w:pPr>
+              <w:pStyle w:val="Compact"/>
+              <w:jc w:val="left"/>
+            </w:pPr>
+            <w:r>
+              <w:rPr>
+                <w:sz w:val="17"/>
+              </w:rPr>
+              <w:t xml:space="preserve">Counting pre-checks per IP needs remembered counts; may be infrastructure, not domain data.</w:t>
             </w:r>
           </w:p>
         </w:tc>
@@ -5355,37 +5724,84 @@
               <w:rPr>
                 <w:sz w:val="17"/>
               </w:rPr>
-              <w:t xml:space="preserve">rate limit per IP</w:t>
-            </w:r>
-          </w:p>
-        </w:tc>
-        <w:tc>
-          <w:tcPr/>
-          <w:p>
-            <w:pPr>
-              <w:pStyle w:val="Compact"/>
-              <w:jc w:val="left"/>
-            </w:pPr>
-            <w:r>
-              <w:rPr>
-                <w:sz w:val="17"/>
-              </w:rPr>
-              <w:t xml:space="preserve">M2 §5.1 FR-005; M2 §3 Edge cases ("50 times in an hour")</w:t>
-            </w:r>
-          </w:p>
-        </w:tc>
-        <w:tc>
-          <w:tcPr/>
-          <w:p>
-            <w:pPr>
-              <w:pStyle w:val="Compact"/>
-              <w:jc w:val="left"/>
-            </w:pPr>
-            <w:r>
-              <w:rPr>
-                <w:sz w:val="17"/>
-              </w:rPr>
-              <w:t xml:space="preserve">Counting pre-checks per IP needs remembered counts; may be infrastructure, not domain data.</w:t>
+              <w:t xml:space="preserve">submitted content (pending version)</w:t>
+            </w:r>
+          </w:p>
+        </w:tc>
+        <w:tc>
+          <w:tcPr/>
+          <w:p>
+            <w:pPr>
+              <w:pStyle w:val="Compact"/>
+              <w:jc w:val="left"/>
+            </w:pPr>
+            <w:r>
+              <w:rPr>
+                <w:sz w:val="17"/>
+              </w:rPr>
+              <w:t xml:space="preserve">M10 §5.2 BR-001; M10 §3 US-1</w:t>
+            </w:r>
+          </w:p>
+        </w:tc>
+        <w:tc>
+          <w:tcPr/>
+          <w:p>
+            <w:pPr>
+              <w:pStyle w:val="Compact"/>
+              <w:jc w:val="left"/>
+            </w:pPr>
+            <w:r>
+              <w:rPr>
+                <w:sz w:val="17"/>
+              </w:rPr>
+              <w:t xml:space="preserve">The last approved text stays public while the new one waits, so the waiting version must be stored somewhere; MODERATION_ITEM declares no content column.</w:t>
+            </w:r>
+          </w:p>
+        </w:tc>
+      </w:tr>
+      <w:tr>
+        <w:tc>
+          <w:tcPr/>
+          <w:p>
+            <w:pPr>
+              <w:pStyle w:val="Compact"/>
+              <w:jc w:val="left"/>
+            </w:pPr>
+            <w:r>
+              <w:rPr>
+                <w:sz w:val="17"/>
+              </w:rPr>
+              <w:t xml:space="preserve">prepared_by (quarterly report)</w:t>
+            </w:r>
+          </w:p>
+        </w:tc>
+        <w:tc>
+          <w:tcPr/>
+          <w:p>
+            <w:pPr>
+              <w:pStyle w:val="Compact"/>
+              <w:jc w:val="left"/>
+            </w:pPr>
+            <w:r>
+              <w:rPr>
+                <w:sz w:val="17"/>
+              </w:rPr>
+              <w:t xml:space="preserve">M10 §6 (QuarterlyReport "prepared by UserAccount")</w:t>
+            </w:r>
+          </w:p>
+        </w:tc>
+        <w:tc>
+          <w:tcPr/>
+          <w:p>
+            <w:pPr>
+              <w:pStyle w:val="Compact"/>
+              <w:jc w:val="left"/>
+            </w:pPr>
+            <w:r>
+              <w:rPr>
+                <w:sz w:val="17"/>
+              </w:rPr>
+              <w:t xml:space="preserve">Only reread_by is declared; who prepared the report is named in the relationship but has no field.</w:t>
             </w:r>
           </w:p>
         </w:tc>
@@ -7015,6 +7431,356 @@
           </w:p>
         </w:tc>
       </w:tr>
+      <w:tr>
+        <w:tc>
+          <w:tcPr/>
+          <w:p>
+            <w:pPr>
+              <w:pStyle w:val="Compact"/>
+              <w:jc w:val="left"/>
+            </w:pPr>
+            <w:r>
+              <w:rPr>
+                <w:sz w:val="17"/>
+              </w:rPr>
+              <w:t xml:space="preserve">synonym</w:t>
+            </w:r>
+          </w:p>
+        </w:tc>
+        <w:tc>
+          <w:tcPr/>
+          <w:p>
+            <w:pPr>
+              <w:pStyle w:val="Compact"/>
+              <w:jc w:val="left"/>
+            </w:pPr>
+            <w:r>
+              <w:rPr>
+                <w:sz w:val="17"/>
+              </w:rPr>
+              <w:t xml:space="preserve">LOCATION_QUERY scene_description / shoot_month (FIELDS) = description / month (ENTITIES)</w:t>
+            </w:r>
+          </w:p>
+        </w:tc>
+        <w:tc>
+          <w:tcPr/>
+          <w:p>
+            <w:pPr>
+              <w:pStyle w:val="Compact"/>
+              <w:jc w:val="left"/>
+            </w:pPr>
+            <w:r>
+              <w:rPr>
+                <w:sz w:val="17"/>
+              </w:rPr>
+              <w:t xml:space="preserve">M3 §5.1 FR-011; M3 §6</w:t>
+            </w:r>
+          </w:p>
+        </w:tc>
+        <w:tc>
+          <w:tcPr/>
+          <w:p>
+            <w:pPr>
+              <w:pStyle w:val="Compact"/>
+              <w:jc w:val="left"/>
+            </w:pPr>
+            <w:r>
+              <w:rPr>
+                <w:sz w:val="17"/>
+              </w:rPr>
+              <w:t xml:space="preserve">Canonical proposed: the FIELDS names scene_description and shoot_month (used in 04).</w:t>
+            </w:r>
+          </w:p>
+        </w:tc>
+        <w:tc>
+          <w:tcPr/>
+          <w:p>
+            <w:pPr>
+              <w:pStyle w:val="Compact"/>
+            </w:pPr>
+          </w:p>
+        </w:tc>
+      </w:tr>
+      <w:tr>
+        <w:tc>
+          <w:tcPr/>
+          <w:p>
+            <w:pPr>
+              <w:pStyle w:val="Compact"/>
+              <w:jc w:val="left"/>
+            </w:pPr>
+            <w:r>
+              <w:rPr>
+                <w:sz w:val="17"/>
+              </w:rPr>
+              <w:t xml:space="preserve">synonym</w:t>
+            </w:r>
+          </w:p>
+        </w:tc>
+        <w:tc>
+          <w:tcPr/>
+          <w:p>
+            <w:pPr>
+              <w:pStyle w:val="Compact"/>
+              <w:jc w:val="left"/>
+            </w:pPr>
+            <w:r>
+              <w:rPr>
+                <w:sz w:val="17"/>
+              </w:rPr>
+              <w:t xml:space="preserve">PROJECT_GLOSSARY term_en / term_vi (FIELDS) = source_term / target_term (ENTITIES)</w:t>
+            </w:r>
+          </w:p>
+        </w:tc>
+        <w:tc>
+          <w:tcPr/>
+          <w:p>
+            <w:pPr>
+              <w:pStyle w:val="Compact"/>
+              <w:jc w:val="left"/>
+            </w:pPr>
+            <w:r>
+              <w:rPr>
+                <w:sz w:val="17"/>
+              </w:rPr>
+              <w:t xml:space="preserve">M5 §5.1 FR-004; M5 §6</w:t>
+            </w:r>
+          </w:p>
+        </w:tc>
+        <w:tc>
+          <w:tcPr/>
+          <w:p>
+            <w:pPr>
+              <w:pStyle w:val="Compact"/>
+              <w:jc w:val="left"/>
+            </w:pPr>
+            <w:r>
+              <w:rPr>
+                <w:sz w:val="17"/>
+              </w:rPr>
+              <w:t xml:space="preserve">Canonical proposed: the FIELDS names term_en and term_vi (used in 04).</w:t>
+            </w:r>
+          </w:p>
+        </w:tc>
+        <w:tc>
+          <w:tcPr/>
+          <w:p>
+            <w:pPr>
+              <w:pStyle w:val="Compact"/>
+            </w:pPr>
+          </w:p>
+        </w:tc>
+      </w:tr>
+      <w:tr>
+        <w:tc>
+          <w:tcPr/>
+          <w:p>
+            <w:pPr>
+              <w:pStyle w:val="Compact"/>
+              <w:jc w:val="left"/>
+            </w:pPr>
+            <w:r>
+              <w:rPr>
+                <w:sz w:val="17"/>
+              </w:rPr>
+              <w:t xml:space="preserve">synonym</w:t>
+            </w:r>
+          </w:p>
+        </w:tc>
+        <w:tc>
+          <w:tcPr/>
+          <w:p>
+            <w:pPr>
+              <w:pStyle w:val="Compact"/>
+              <w:jc w:val="left"/>
+            </w:pPr>
+            <w:r>
+              <w:rPr>
+                <w:sz w:val="17"/>
+              </w:rPr>
+              <w:t xml:space="preserve">AUDIT_LOG admin_id (write) = actor_id (search filter)</w:t>
+            </w:r>
+          </w:p>
+        </w:tc>
+        <w:tc>
+          <w:tcPr/>
+          <w:p>
+            <w:pPr>
+              <w:pStyle w:val="Compact"/>
+              <w:jc w:val="left"/>
+            </w:pPr>
+            <w:r>
+              <w:rPr>
+                <w:sz w:val="17"/>
+              </w:rPr>
+              <w:t xml:space="preserve">M10 §5.1 FR-008, FR-009</w:t>
+            </w:r>
+          </w:p>
+        </w:tc>
+        <w:tc>
+          <w:tcPr/>
+          <w:p>
+            <w:pPr>
+              <w:pStyle w:val="Compact"/>
+              <w:jc w:val="left"/>
+            </w:pPr>
+            <w:r>
+              <w:rPr>
+                <w:sz w:val="17"/>
+              </w:rPr>
+              <w:t xml:space="preserve">Same person column under two names. Canonical proposed: admin_id.</w:t>
+            </w:r>
+          </w:p>
+        </w:tc>
+        <w:tc>
+          <w:tcPr/>
+          <w:p>
+            <w:pPr>
+              <w:pStyle w:val="Compact"/>
+            </w:pPr>
+          </w:p>
+        </w:tc>
+      </w:tr>
+      <w:tr>
+        <w:tc>
+          <w:tcPr/>
+          <w:p>
+            <w:pPr>
+              <w:pStyle w:val="Compact"/>
+              <w:jc w:val="left"/>
+            </w:pPr>
+            <w:r>
+              <w:rPr>
+                <w:sz w:val="17"/>
+              </w:rPr>
+              <w:t xml:space="preserve">collision</w:t>
+            </w:r>
+          </w:p>
+        </w:tc>
+        <w:tc>
+          <w:tcPr/>
+          <w:p>
+            <w:pPr>
+              <w:pStyle w:val="Compact"/>
+              <w:jc w:val="left"/>
+            </w:pPr>
+            <w:r>
+              <w:rPr>
+                <w:sz w:val="17"/>
+              </w:rPr>
+              <w:t xml:space="preserve">MODERATION_ITEM refers to "Organisation or LocationImage" through one content_id</w:t>
+            </w:r>
+          </w:p>
+        </w:tc>
+        <w:tc>
+          <w:tcPr/>
+          <w:p>
+            <w:pPr>
+              <w:pStyle w:val="Compact"/>
+              <w:jc w:val="left"/>
+            </w:pPr>
+            <w:r>
+              <w:rPr>
+                <w:sz w:val="17"/>
+              </w:rPr>
+              <w:t xml:space="preserve">M10 §6; M10 §5.1 FR-001</w:t>
+            </w:r>
+          </w:p>
+        </w:tc>
+        <w:tc>
+          <w:tcPr/>
+          <w:p>
+            <w:pPr>
+              <w:pStyle w:val="Compact"/>
+              <w:jc w:val="left"/>
+            </w:pPr>
+            <w:r>
+              <w:rPr>
+                <w:sz w:val="17"/>
+              </w:rPr>
+              <w:t xml:space="preserve">One reference to two tables cannot carry a foreign key. Modelled as two nullable FKs with a CHECK (see 04 Structural findings); confirm.</w:t>
+            </w:r>
+          </w:p>
+        </w:tc>
+        <w:tc>
+          <w:tcPr/>
+          <w:p>
+            <w:pPr>
+              <w:pStyle w:val="Compact"/>
+            </w:pPr>
+          </w:p>
+        </w:tc>
+      </w:tr>
+      <w:tr>
+        <w:tc>
+          <w:tcPr/>
+          <w:p>
+            <w:pPr>
+              <w:pStyle w:val="Compact"/>
+              <w:jc w:val="left"/>
+            </w:pPr>
+            <w:r>
+              <w:rPr>
+                <w:sz w:val="17"/>
+              </w:rPr>
+              <w:t xml:space="preserve">shared ownership</w:t>
+            </w:r>
+          </w:p>
+        </w:tc>
+        <w:tc>
+          <w:tcPr/>
+          <w:p>
+            <w:pPr>
+              <w:pStyle w:val="Compact"/>
+              <w:jc w:val="left"/>
+            </w:pPr>
+            <w:r>
+              <w:rPr>
+                <w:sz w:val="17"/>
+              </w:rPr>
+              <w:t xml:space="preserve">AUDIT_LOG written by the admin screens of M2, M3, M4 and by SYS role grants</w:t>
+            </w:r>
+          </w:p>
+        </w:tc>
+        <w:tc>
+          <w:tcPr/>
+          <w:p>
+            <w:pPr>
+              <w:pStyle w:val="Compact"/>
+              <w:jc w:val="left"/>
+            </w:pPr>
+            <w:r>
+              <w:rPr>
+                <w:sz w:val="17"/>
+              </w:rPr>
+              <w:t xml:space="preserve">M10 §1 Out of scope; SYS §5.2 BR-002</w:t>
+            </w:r>
+          </w:p>
+        </w:tc>
+        <w:tc>
+          <w:tcPr/>
+          <w:p>
+            <w:pPr>
+              <w:pStyle w:val="Compact"/>
+              <w:jc w:val="left"/>
+            </w:pPr>
+            <w:r>
+              <w:rPr>
+                <w:sz w:val="17"/>
+              </w:rPr>
+              <w:t xml:space="preserve">Proposed owner M10; other modules never insert rows themselves — a trigger writes them (M10 §4.3, F-M10-08).</w:t>
+            </w:r>
+          </w:p>
+        </w:tc>
+        <w:tc>
+          <w:tcPr/>
+          <w:p>
+            <w:pPr>
+              <w:pStyle w:val="Compact"/>
+            </w:pPr>
+          </w:p>
+        </w:tc>
+      </w:tr>
     </w:tbl>
     <w:bookmarkEnd w:id="23"/>
     <w:bookmarkStart w:id="24" w:name="open-questions"/>
@@ -7026,6 +7792,818 @@
         <w:t xml:space="preserve">Open questions</w:t>
       </w:r>
     </w:p>
+    <w:tbl>
+      <w:tblPr>
+        <w:tblStyle w:val="Table"/>
+        <w:tblLook w:firstRow="1" w:lastRow="0" w:firstColumn="0" w:lastColumn="0" w:noHBand="0" w:noVBand="0" w:val="0020"/>
+        <w:jc w:val="start"/>
+        <w:tblBorders>
+          <w:top w:val="single" w:sz="4" w:color="C9CED6"/>
+          <w:left w:val="single" w:sz="4" w:color="C9CED6"/>
+          <w:bottom w:val="single" w:sz="4" w:color="C9CED6"/>
+          <w:right w:val="single" w:sz="4" w:color="C9CED6"/>
+          <w:insideH w:val="single" w:sz="4" w:color="C9CED6"/>
+          <w:insideV w:val="single" w:sz="4" w:color="C9CED6"/>
+        </w:tblBorders>
+        <w:tblW w:w="5000" w:type="pct"/>
+      </w:tblPr>
+      <w:tblGrid>
+        <w:gridCol w:w="1408"/>
+        <w:gridCol w:w="1408"/>
+        <w:gridCol w:w="1408"/>
+        <w:gridCol w:w="1408"/>
+        <w:gridCol w:w="1408"/>
+        <w:gridCol w:w="1408"/>
+        <w:gridCol w:w="1408"/>
+      </w:tblGrid>
+      <w:tr>
+        <w:trPr>
+          <w:tblHeader w:val="true"/>
+        </w:trPr>
+        <w:tc>
+          <w:tcPr>
+            <w:shd w:val="clear" w:color="auto" w:fill="E4ECF7"/>
+          </w:tcPr>
+          <w:p>
+            <w:pPr>
+              <w:pStyle w:val="Compact"/>
+              <w:jc w:val="left"/>
+            </w:pPr>
+            <w:r>
+              <w:rPr>
+                <w:b/>
+                <w:color w:val="1F2A5C"/>
+                <w:sz w:val="17"/>
+              </w:rPr>
+              <w:t xml:space="preserve">#</w:t>
+            </w:r>
+          </w:p>
+        </w:tc>
+        <w:tc>
+          <w:tcPr>
+            <w:shd w:val="clear" w:color="auto" w:fill="E4ECF7"/>
+          </w:tcPr>
+          <w:p>
+            <w:pPr>
+              <w:pStyle w:val="Compact"/>
+              <w:jc w:val="left"/>
+            </w:pPr>
+            <w:r>
+              <w:rPr>
+                <w:b/>
+                <w:color w:val="1F2A5C"/>
+                <w:sz w:val="17"/>
+              </w:rPr>
+              <w:t xml:space="preserve">Question</w:t>
+            </w:r>
+          </w:p>
+        </w:tc>
+        <w:tc>
+          <w:tcPr>
+            <w:shd w:val="clear" w:color="auto" w:fill="E4ECF7"/>
+          </w:tcPr>
+          <w:p>
+            <w:pPr>
+              <w:pStyle w:val="Compact"/>
+              <w:jc w:val="left"/>
+            </w:pPr>
+            <w:r>
+              <w:rPr>
+                <w:b/>
+                <w:color w:val="1F2A5C"/>
+                <w:sz w:val="17"/>
+              </w:rPr>
+              <w:t xml:space="preserve">Blocking?</w:t>
+            </w:r>
+          </w:p>
+        </w:tc>
+        <w:tc>
+          <w:tcPr>
+            <w:shd w:val="clear" w:color="auto" w:fill="E4ECF7"/>
+          </w:tcPr>
+          <w:p>
+            <w:pPr>
+              <w:pStyle w:val="Compact"/>
+              <w:jc w:val="left"/>
+            </w:pPr>
+            <w:r>
+              <w:rPr>
+                <w:b/>
+                <w:color w:val="1F2A5C"/>
+                <w:sz w:val="17"/>
+              </w:rPr>
+              <w:t xml:space="preserve">Owner</w:t>
+            </w:r>
+          </w:p>
+        </w:tc>
+        <w:tc>
+          <w:tcPr>
+            <w:shd w:val="clear" w:color="auto" w:fill="E4ECF7"/>
+          </w:tcPr>
+          <w:p>
+            <w:pPr>
+              <w:pStyle w:val="Compact"/>
+              <w:jc w:val="left"/>
+            </w:pPr>
+            <w:r>
+              <w:rPr>
+                <w:b/>
+                <w:color w:val="1F2A5C"/>
+                <w:sz w:val="17"/>
+              </w:rPr>
+              <w:t xml:space="preserve">Default applied</w:t>
+            </w:r>
+          </w:p>
+        </w:tc>
+        <w:tc>
+          <w:tcPr>
+            <w:shd w:val="clear" w:color="auto" w:fill="E4ECF7"/>
+          </w:tcPr>
+          <w:p>
+            <w:pPr>
+              <w:pStyle w:val="Compact"/>
+              <w:jc w:val="left"/>
+            </w:pPr>
+            <w:r>
+              <w:rPr>
+                <w:b/>
+                <w:color w:val="1F2A5C"/>
+                <w:sz w:val="17"/>
+              </w:rPr>
+              <w:t xml:space="preserve">Consequence if the default is wrong</w:t>
+            </w:r>
+          </w:p>
+        </w:tc>
+        <w:tc>
+          <w:tcPr>
+            <w:shd w:val="clear" w:color="auto" w:fill="E4ECF7"/>
+          </w:tcPr>
+          <w:p>
+            <w:pPr>
+              <w:pStyle w:val="Compact"/>
+              <w:jc w:val="left"/>
+            </w:pPr>
+            <w:r>
+              <w:rPr>
+                <w:b/>
+                <w:color w:val="1F2A5C"/>
+                <w:sz w:val="17"/>
+              </w:rPr>
+              <w:t xml:space="preserve">Resolution</w:t>
+            </w:r>
+          </w:p>
+        </w:tc>
+      </w:tr>
+      <w:tr>
+        <w:tc>
+          <w:tcPr/>
+          <w:p>
+            <w:pPr>
+              <w:pStyle w:val="Compact"/>
+              <w:jc w:val="left"/>
+            </w:pPr>
+            <w:r>
+              <w:rPr>
+                <w:sz w:val="17"/>
+              </w:rPr>
+              <w:t xml:space="preserve">1</w:t>
+            </w:r>
+          </w:p>
+        </w:tc>
+        <w:tc>
+          <w:tcPr/>
+          <w:p>
+            <w:pPr>
+              <w:pStyle w:val="Compact"/>
+              <w:jc w:val="left"/>
+            </w:pPr>
+            <w:r>
+              <w:rPr>
+                <w:sz w:val="17"/>
+              </w:rPr>
+              <w:t xml:space="preserve">[NEEDS CLARIFICATION: Keep PRODUCER_ORGANISATION and ORGANISATION as two entities, or merge with an organisation type?]</w:t>
+            </w:r>
+          </w:p>
+        </w:tc>
+        <w:tc>
+          <w:tcPr/>
+          <w:p>
+            <w:pPr>
+              <w:pStyle w:val="Compact"/>
+              <w:jc w:val="left"/>
+            </w:pPr>
+            <w:r>
+              <w:rPr>
+                <w:sz w:val="17"/>
+              </w:rPr>
+              <w:t xml:space="preserve">Yes</w:t>
+            </w:r>
+          </w:p>
+        </w:tc>
+        <w:tc>
+          <w:tcPr/>
+          <w:p>
+            <w:pPr>
+              <w:pStyle w:val="Compact"/>
+              <w:jc w:val="left"/>
+            </w:pPr>
+            <w:r>
+              <w:rPr>
+                <w:sz w:val="17"/>
+              </w:rPr>
+              <w:t xml:space="preserve">Nam + VFDA</w:t>
+            </w:r>
+          </w:p>
+        </w:tc>
+        <w:tc>
+          <w:tcPr/>
+          <w:p>
+            <w:pPr>
+              <w:pStyle w:val="Compact"/>
+              <w:jc w:val="left"/>
+            </w:pPr>
+            <w:r>
+              <w:rPr>
+                <w:sz w:val="17"/>
+              </w:rPr>
+              <w:t xml:space="preserve">Two entities</w:t>
+            </w:r>
+          </w:p>
+        </w:tc>
+        <w:tc>
+          <w:tcPr/>
+          <w:p>
+            <w:pPr>
+              <w:pStyle w:val="Compact"/>
+              <w:jc w:val="left"/>
+            </w:pPr>
+            <w:r>
+              <w:rPr>
+                <w:sz w:val="17"/>
+              </w:rPr>
+              <w:t xml:space="preserve">Merging later rewrites Profile, Project, COLLAB_REQUEST foreign keys and RLS policies.</w:t>
+            </w:r>
+          </w:p>
+        </w:tc>
+        <w:tc>
+          <w:tcPr/>
+          <w:p>
+            <w:pPr>
+              <w:pStyle w:val="Compact"/>
+              <w:jc w:val="left"/>
+            </w:pPr>
+            <w:r>
+              <w:rPr>
+                <w:sz w:val="17"/>
+              </w:rPr>
+              <w:t xml:space="preserve">Open</w:t>
+            </w:r>
+          </w:p>
+        </w:tc>
+      </w:tr>
+      <w:tr>
+        <w:tc>
+          <w:tcPr/>
+          <w:p>
+            <w:pPr>
+              <w:pStyle w:val="Compact"/>
+              <w:jc w:val="left"/>
+            </w:pPr>
+            <w:r>
+              <w:rPr>
+                <w:sz w:val="17"/>
+              </w:rPr>
+              <w:t xml:space="preserve">2</w:t>
+            </w:r>
+          </w:p>
+        </w:tc>
+        <w:tc>
+          <w:tcPr/>
+          <w:p>
+            <w:pPr>
+              <w:pStyle w:val="Compact"/>
+              <w:jc w:val="left"/>
+            </w:pPr>
+            <w:r>
+              <w:rPr>
+                <w:sz w:val="17"/>
+              </w:rPr>
+              <w:t xml:space="preserve">[NEEDS CLARIFICATION: Are READINESS_VIEW, DOSSIER_CHECK, LICENSING_TIMELINE and PROVINCE_READINESS computed on read, never stored?]</w:t>
+            </w:r>
+          </w:p>
+        </w:tc>
+        <w:tc>
+          <w:tcPr/>
+          <w:p>
+            <w:pPr>
+              <w:pStyle w:val="Compact"/>
+              <w:jc w:val="left"/>
+            </w:pPr>
+            <w:r>
+              <w:rPr>
+                <w:sz w:val="17"/>
+              </w:rPr>
+              <w:t xml:space="preserve">No</w:t>
+            </w:r>
+          </w:p>
+        </w:tc>
+        <w:tc>
+          <w:tcPr/>
+          <w:p>
+            <w:pPr>
+              <w:pStyle w:val="Compact"/>
+              <w:jc w:val="left"/>
+            </w:pPr>
+            <w:r>
+              <w:rPr>
+                <w:sz w:val="17"/>
+              </w:rPr>
+              <w:t xml:space="preserve">Group C (M0/M2/M3 owners)</w:t>
+            </w:r>
+          </w:p>
+        </w:tc>
+        <w:tc>
+          <w:tcPr/>
+          <w:p>
+            <w:pPr>
+              <w:pStyle w:val="Compact"/>
+              <w:jc w:val="left"/>
+            </w:pPr>
+            <w:r>
+              <w:rPr>
+                <w:sz w:val="17"/>
+              </w:rPr>
+              <w:t xml:space="preserve">Computed on read (database views); excluded from the ERD</w:t>
+            </w:r>
+          </w:p>
+        </w:tc>
+        <w:tc>
+          <w:tcPr/>
+          <w:p>
+            <w:pPr>
+              <w:pStyle w:val="Compact"/>
+              <w:jc w:val="left"/>
+            </w:pPr>
+            <w:r>
+              <w:rPr>
+                <w:sz w:val="17"/>
+              </w:rPr>
+              <w:t xml:space="preserve">If any must be stored (e.g. for audit), a table and its refresh rule must be added.</w:t>
+            </w:r>
+          </w:p>
+        </w:tc>
+        <w:tc>
+          <w:tcPr/>
+          <w:p>
+            <w:pPr>
+              <w:pStyle w:val="Compact"/>
+              <w:jc w:val="left"/>
+            </w:pPr>
+            <w:r>
+              <w:rPr>
+                <w:sz w:val="17"/>
+              </w:rPr>
+              <w:t xml:space="preserve">Open</w:t>
+            </w:r>
+          </w:p>
+        </w:tc>
+      </w:tr>
+      <w:tr>
+        <w:tc>
+          <w:tcPr/>
+          <w:p>
+            <w:pPr>
+              <w:pStyle w:val="Compact"/>
+              <w:jc w:val="left"/>
+            </w:pPr>
+            <w:r>
+              <w:rPr>
+                <w:sz w:val="17"/>
+              </w:rPr>
+              <w:t xml:space="preserve">3</w:t>
+            </w:r>
+          </w:p>
+        </w:tc>
+        <w:tc>
+          <w:tcPr/>
+          <w:p>
+            <w:pPr>
+              <w:pStyle w:val="Compact"/>
+              <w:jc w:val="left"/>
+            </w:pPr>
+            <w:r>
+              <w:rPr>
+                <w:sz w:val="17"/>
+              </w:rPr>
+              <w:t xml:space="preserve">[NEEDS CLARIFICATION: Declare ORGANISATION_SERVICE and ORGANISATION_PROVINCE, or keep arrays on ORGANISATION?]</w:t>
+            </w:r>
+          </w:p>
+        </w:tc>
+        <w:tc>
+          <w:tcPr/>
+          <w:p>
+            <w:pPr>
+              <w:pStyle w:val="Compact"/>
+              <w:jc w:val="left"/>
+            </w:pPr>
+            <w:r>
+              <w:rPr>
+                <w:sz w:val="17"/>
+              </w:rPr>
+              <w:t xml:space="preserve">No</w:t>
+            </w:r>
+          </w:p>
+        </w:tc>
+        <w:tc>
+          <w:tcPr/>
+          <w:p>
+            <w:pPr>
+              <w:pStyle w:val="Compact"/>
+              <w:jc w:val="left"/>
+            </w:pPr>
+            <w:r>
+              <w:rPr>
+                <w:sz w:val="17"/>
+              </w:rPr>
+              <w:t xml:space="preserve">M4 owner</w:t>
+            </w:r>
+          </w:p>
+        </w:tc>
+        <w:tc>
+          <w:tcPr/>
+          <w:p>
+            <w:pPr>
+              <w:pStyle w:val="Compact"/>
+              <w:jc w:val="left"/>
+            </w:pPr>
+            <w:r>
+              <w:rPr>
+                <w:sz w:val="17"/>
+              </w:rPr>
+              <w:t xml:space="preserve">Arrays as declared in FR-001</w:t>
+            </w:r>
+          </w:p>
+        </w:tc>
+        <w:tc>
+          <w:tcPr/>
+          <w:p>
+            <w:pPr>
+              <w:pStyle w:val="Compact"/>
+              <w:jc w:val="left"/>
+            </w:pPr>
+            <w:r>
+              <w:rPr>
+                <w:sz w:val="17"/>
+              </w:rPr>
+              <w:t xml:space="preserve">Arrays break 1NF: filtering by province and counting per service group (M3 index) becomes slower and harder to constrain.</w:t>
+            </w:r>
+          </w:p>
+        </w:tc>
+        <w:tc>
+          <w:tcPr/>
+          <w:p>
+            <w:pPr>
+              <w:pStyle w:val="Compact"/>
+              <w:jc w:val="left"/>
+            </w:pPr>
+            <w:r>
+              <w:rPr>
+                <w:sz w:val="17"/>
+              </w:rPr>
+              <w:t xml:space="preserve">Open</w:t>
+            </w:r>
+          </w:p>
+        </w:tc>
+      </w:tr>
+      <w:tr>
+        <w:tc>
+          <w:tcPr/>
+          <w:p>
+            <w:pPr>
+              <w:pStyle w:val="Compact"/>
+              <w:jc w:val="left"/>
+            </w:pPr>
+            <w:r>
+              <w:rPr>
+                <w:sz w:val="17"/>
+              </w:rPr>
+              <w:t xml:space="preserve">4</w:t>
+            </w:r>
+          </w:p>
+        </w:tc>
+        <w:tc>
+          <w:tcPr/>
+          <w:p>
+            <w:pPr>
+              <w:pStyle w:val="Compact"/>
+              <w:jc w:val="left"/>
+            </w:pPr>
+            <w:r>
+              <w:rPr>
+                <w:sz w:val="17"/>
+              </w:rPr>
+              <w:t xml:space="preserve">[NEEDS CLARIFICATION: Which entity records that a partner account may edit an organisation?]</w:t>
+            </w:r>
+          </w:p>
+        </w:tc>
+        <w:tc>
+          <w:tcPr/>
+          <w:p>
+            <w:pPr>
+              <w:pStyle w:val="Compact"/>
+              <w:jc w:val="left"/>
+            </w:pPr>
+            <w:r>
+              <w:rPr>
+                <w:sz w:val="17"/>
+              </w:rPr>
+              <w:t xml:space="preserve">Yes</w:t>
+            </w:r>
+          </w:p>
+        </w:tc>
+        <w:tc>
+          <w:tcPr/>
+          <w:p>
+            <w:pPr>
+              <w:pStyle w:val="Compact"/>
+              <w:jc w:val="left"/>
+            </w:pPr>
+            <w:r>
+              <w:rPr>
+                <w:sz w:val="17"/>
+              </w:rPr>
+              <w:t xml:space="preserve">M4 owner</w:t>
+            </w:r>
+          </w:p>
+        </w:tc>
+        <w:tc>
+          <w:tcPr/>
+          <w:p>
+            <w:pPr>
+              <w:pStyle w:val="Compact"/>
+              <w:jc w:val="left"/>
+            </w:pPr>
+            <w:r>
+              <w:rPr>
+                <w:sz w:val="17"/>
+              </w:rPr>
+              <w:t xml:space="preserve">None modelled; flagged</w:t>
+            </w:r>
+          </w:p>
+        </w:tc>
+        <w:tc>
+          <w:tcPr/>
+          <w:p>
+            <w:pPr>
+              <w:pStyle w:val="Compact"/>
+              <w:jc w:val="left"/>
+            </w:pPr>
+            <w:r>
+              <w:rPr>
+                <w:sz w:val="17"/>
+              </w:rPr>
+              <w:t xml:space="preserve">Without it RLS cannot decide who edits an organisation profile (F-M4-01).</w:t>
+            </w:r>
+          </w:p>
+        </w:tc>
+        <w:tc>
+          <w:tcPr/>
+          <w:p>
+            <w:pPr>
+              <w:pStyle w:val="Compact"/>
+              <w:jc w:val="left"/>
+            </w:pPr>
+            <w:r>
+              <w:rPr>
+                <w:sz w:val="17"/>
+              </w:rPr>
+              <w:t xml:space="preserve">Open</w:t>
+            </w:r>
+          </w:p>
+        </w:tc>
+      </w:tr>
+      <w:tr>
+        <w:tc>
+          <w:tcPr/>
+          <w:p>
+            <w:pPr>
+              <w:pStyle w:val="Compact"/>
+              <w:jc w:val="left"/>
+            </w:pPr>
+            <w:r>
+              <w:rPr>
+                <w:sz w:val="17"/>
+              </w:rPr>
+              <w:t xml:space="preserve">5</w:t>
+            </w:r>
+          </w:p>
+        </w:tc>
+        <w:tc>
+          <w:tcPr/>
+          <w:p>
+            <w:pPr>
+              <w:pStyle w:val="Compact"/>
+              <w:jc w:val="left"/>
+            </w:pPr>
+            <w:r>
+              <w:rPr>
+                <w:sz w:val="17"/>
+              </w:rPr>
+              <w:t xml:space="preserve">[NEEDS CLARIFICATION: How is an invitation to an email without an account stored until accepted?]</w:t>
+            </w:r>
+          </w:p>
+        </w:tc>
+        <w:tc>
+          <w:tcPr/>
+          <w:p>
+            <w:pPr>
+              <w:pStyle w:val="Compact"/>
+              <w:jc w:val="left"/>
+            </w:pPr>
+            <w:r>
+              <w:rPr>
+                <w:sz w:val="17"/>
+              </w:rPr>
+              <w:t xml:space="preserve">Yes</w:t>
+            </w:r>
+          </w:p>
+        </w:tc>
+        <w:tc>
+          <w:tcPr/>
+          <w:p>
+            <w:pPr>
+              <w:pStyle w:val="Compact"/>
+              <w:jc w:val="left"/>
+            </w:pPr>
+            <w:r>
+              <w:rPr>
+                <w:sz w:val="17"/>
+              </w:rPr>
+              <w:t xml:space="preserve">M0 owner</w:t>
+            </w:r>
+          </w:p>
+        </w:tc>
+        <w:tc>
+          <w:tcPr/>
+          <w:p>
+            <w:pPr>
+              <w:pStyle w:val="Compact"/>
+              <w:jc w:val="left"/>
+            </w:pPr>
+            <w:r>
+              <w:rPr>
+                <w:sz w:val="17"/>
+              </w:rPr>
+              <w:t xml:space="preserve">invitee_email kept on PROJECT_MEMBER with user_id empty</w:t>
+            </w:r>
+          </w:p>
+        </w:tc>
+        <w:tc>
+          <w:tcPr/>
+          <w:p>
+            <w:pPr>
+              <w:pStyle w:val="Compact"/>
+              <w:jc w:val="left"/>
+            </w:pPr>
+            <w:r>
+              <w:rPr>
+                <w:sz w:val="17"/>
+              </w:rPr>
+              <w:t xml:space="preserve">A member row without a user breaks the "belongs to UserAccount" relationship.</w:t>
+            </w:r>
+          </w:p>
+        </w:tc>
+        <w:tc>
+          <w:tcPr/>
+          <w:p>
+            <w:pPr>
+              <w:pStyle w:val="Compact"/>
+              <w:jc w:val="left"/>
+            </w:pPr>
+            <w:r>
+              <w:rPr>
+                <w:sz w:val="17"/>
+              </w:rPr>
+              <w:t xml:space="preserve">Open</w:t>
+            </w:r>
+          </w:p>
+        </w:tc>
+      </w:tr>
+      <w:tr>
+        <w:tc>
+          <w:tcPr/>
+          <w:p>
+            <w:pPr>
+              <w:pStyle w:val="Compact"/>
+              <w:jc w:val="left"/>
+            </w:pPr>
+            <w:r>
+              <w:rPr>
+                <w:sz w:val="17"/>
+              </w:rPr>
+              <w:t xml:space="preserve">6</w:t>
+            </w:r>
+          </w:p>
+        </w:tc>
+        <w:tc>
+          <w:tcPr/>
+          <w:p>
+            <w:pPr>
+              <w:pStyle w:val="Compact"/>
+              <w:jc w:val="left"/>
+            </w:pPr>
+            <w:r>
+              <w:rPr>
+                <w:sz w:val="17"/>
+              </w:rPr>
+              <w:t xml:space="preserve">[NEEDS CLARIFICATION: Where does the audit log live before M10 has a Spec Document?]</w:t>
+            </w:r>
+          </w:p>
+        </w:tc>
+        <w:tc>
+          <w:tcPr/>
+          <w:p>
+            <w:pPr>
+              <w:pStyle w:val="Compact"/>
+              <w:jc w:val="left"/>
+            </w:pPr>
+            <w:r>
+              <w:rPr>
+                <w:sz w:val="17"/>
+              </w:rPr>
+              <w:t xml:space="preserve">Yes</w:t>
+            </w:r>
+          </w:p>
+        </w:tc>
+        <w:tc>
+          <w:tcPr/>
+          <w:p>
+            <w:pPr>
+              <w:pStyle w:val="Compact"/>
+              <w:jc w:val="left"/>
+            </w:pPr>
+            <w:r>
+              <w:rPr>
+                <w:sz w:val="17"/>
+              </w:rPr>
+              <w:t xml:space="preserve">Nam (M10)</w:t>
+            </w:r>
+          </w:p>
+        </w:tc>
+        <w:tc>
+          <w:tcPr/>
+          <w:p>
+            <w:pPr>
+              <w:pStyle w:val="Compact"/>
+              <w:jc w:val="left"/>
+            </w:pPr>
+            <w:r>
+              <w:rPr>
+                <w:sz w:val="17"/>
+              </w:rPr>
+              <w:t xml:space="preserve">Not modelled in this package</w:t>
+            </w:r>
+          </w:p>
+        </w:tc>
+        <w:tc>
+          <w:tcPr/>
+          <w:p>
+            <w:pPr>
+              <w:pStyle w:val="Compact"/>
+              <w:jc w:val="left"/>
+            </w:pPr>
+            <w:r>
+              <w:rPr>
+                <w:sz w:val="17"/>
+              </w:rPr>
+              <w:t xml:space="preserve">SYS BR-002 and M4 depend on it; RLS for grants cannot be audited.</w:t>
+            </w:r>
+          </w:p>
+        </w:tc>
+        <w:tc>
+          <w:tcPr/>
+          <w:p>
+            <w:pPr>
+              <w:pStyle w:val="Compact"/>
+              <w:jc w:val="left"/>
+            </w:pPr>
+            <w:r>
+              <w:rPr>
+                <w:sz w:val="17"/>
+              </w:rPr>
+              <w:t xml:space="preserve">Resolved 30/09/2026 — M10 now has a Spec Document: AUDIT_LOG is modelled from M10 §6 and §5.1 FR-008, append-only (M10 §5.2 BR-005).</w:t>
+            </w:r>
+          </w:p>
+        </w:tc>
+      </w:tr>
+    </w:tbl>
+    <w:p>
+      <w:r>
+        <w:pict>
+          <v:rect style="width:0;height:1.5pt" o:hralign="center" o:hrstd="t" o:hr="t"/>
+        </w:pict>
+      </w:r>
+    </w:p>
     <w:p>
       <w:pPr>
         <w:pStyle w:val="FirstParagraph"/>
@@ -7035,7 +8613,7 @@
           <w:iCs/>
           <w:i/>
         </w:rPr>
-        <w:t xml:space="preserve">Open questions are tracked outside this repository until they are resolved.</w:t>
+        <w:t xml:space="preserve">Human gate 1 (not delegable): fill the Decision column, review the implied entities, and rewrite each definition in your own words. Signed: ____________________ Date: __________</w:t>
       </w:r>
     </w:p>
     <w:bookmarkEnd w:id="24"/>

--- a/docs/word/data/01-entity-dictionary.docx
+++ b/docs/word/data/01-entity-dictionary.docx
@@ -141,7 +141,16 @@
         <w:rPr>
           <w:rStyle w:val="VerbatimChar"/>
         </w:rPr>
-        <w:t xml:space="preserve">              (every field typed, inputs marked Req / Opt)</w:t>
+        <w:t xml:space="preserve">              (every field typed, inputs marked Req / Opt), plus section 6.1</w:t>
+      </w:r>
+      <w:r>
+        <w:br/>
+      </w:r>
+      <w:r>
+        <w:rPr>
+          <w:rStyle w:val="VerbatimChar"/>
+        </w:rPr>
+        <w:t xml:space="preserve">              "Attribute types" (types of the section 6 attributes no 5.1 field declares)</w:t>
       </w:r>
       <w:r>
         <w:br/>
@@ -186,7 +195,7 @@
         <w:rPr>
           <w:rStyle w:val="VerbatimChar"/>
         </w:rPr>
-        <w:t xml:space="preserve">  SCREENS   = section 7 tables + docs/screens/screen-spec-&lt;ID&gt;.md (20 Screen Specs)</w:t>
+        <w:t xml:space="preserve">  SCREENS   = section 7 tables + docs/screens/screen-spec-&lt;ID&gt;.md (41 Screen Specs)</w:t>
       </w:r>
       <w:r>
         <w:br/>
@@ -216,16 +225,7 @@
         <w:rPr>
           <w:rStyle w:val="VerbatimChar"/>
         </w:rPr>
-        <w:t xml:space="preserve">  Out of this input: M6, M8, M9 are Won't for this release (docs/mvp-scope.md §4).</w:t>
-      </w:r>
-      <w:r>
-        <w:br/>
-      </w:r>
-      <w:r>
-        <w:rPr>
-          <w:rStyle w:val="VerbatimChar"/>
-        </w:rPr>
-        <w:t xml:space="preserve">  The M10 screens (SC-34, SC-38 .. SC-41) have no Screen Spec file yet.</w:t>
+        <w:t xml:space="preserve">  Out of this input: M6, M8, M9 are Won't for this release (docs/prd.md §4.4).</w:t>
       </w:r>
       <w:r>
         <w:br/>
@@ -6005,7 +6005,39 @@
           <w:p>
             <w:pPr>
               <w:pStyle w:val="Compact"/>
-            </w:pPr>
+              <w:jc w:val="left"/>
+            </w:pPr>
+            <w:r>
+              <w:rPr>
+                <w:sz w:val="17"/>
+              </w:rPr>
+              <w:t xml:space="preserve">Applied: two entities.</w:t>
+            </w:r>
+            <w:r>
+              <w:rPr>
+                <w:sz w:val="17"/>
+              </w:rPr>
+              <w:t xml:space="preserve"> </w:t>
+            </w:r>
+            <w:r>
+              <w:rPr>
+                <w:rStyle w:val="VerbatimChar"/>
+                <w:sz w:val="17"/>
+              </w:rPr>
+              <w:t xml:space="preserve">reviewer_org_id</w:t>
+            </w:r>
+            <w:r>
+              <w:rPr>
+                <w:sz w:val="17"/>
+              </w:rPr>
+              <w:t xml:space="preserve"> </w:t>
+            </w:r>
+            <w:r>
+              <w:rPr>
+                <w:sz w:val="17"/>
+              </w:rPr>
+              <w:t xml:space="preserve">points to ORGANISATION (the Vietnamese partner).</w:t>
+            </w:r>
           </w:p>
         </w:tc>
       </w:tr>
@@ -6075,7 +6107,39 @@
           <w:p>
             <w:pPr>
               <w:pStyle w:val="Compact"/>
-            </w:pPr>
+              <w:jc w:val="left"/>
+            </w:pPr>
+            <w:r>
+              <w:rPr>
+                <w:sz w:val="17"/>
+              </w:rPr>
+              <w:t xml:space="preserve">Applied: SEGMENT_RULE key renamed</w:t>
+            </w:r>
+            <w:r>
+              <w:rPr>
+                <w:sz w:val="17"/>
+              </w:rPr>
+              <w:t xml:space="preserve"> </w:t>
+            </w:r>
+            <w:r>
+              <w:rPr>
+                <w:rStyle w:val="VerbatimChar"/>
+                <w:sz w:val="17"/>
+              </w:rPr>
+              <w:t xml:space="preserve">segment_rule_id</w:t>
+            </w:r>
+            <w:r>
+              <w:rPr>
+                <w:sz w:val="17"/>
+              </w:rPr>
+              <w:t xml:space="preserve"> </w:t>
+            </w:r>
+            <w:r>
+              <w:rPr>
+                <w:sz w:val="17"/>
+              </w:rPr>
+              <w:t xml:space="preserve">(M1 §6.1).</w:t>
+            </w:r>
           </w:p>
         </w:tc>
       </w:tr>
@@ -6145,7 +6209,39 @@
           <w:p>
             <w:pPr>
               <w:pStyle w:val="Compact"/>
-            </w:pPr>
+              <w:jc w:val="left"/>
+            </w:pPr>
+            <w:r>
+              <w:rPr>
+                <w:sz w:val="17"/>
+              </w:rPr>
+              <w:t xml:space="preserve">Applied: BILINGUAL_DOCUMENT is keyed by project_id + doc_code; F-M5-06</w:t>
+            </w:r>
+            <w:r>
+              <w:rPr>
+                <w:sz w:val="17"/>
+              </w:rPr>
+              <w:t xml:space="preserve"> </w:t>
+            </w:r>
+            <w:r>
+              <w:rPr>
+                <w:rStyle w:val="VerbatimChar"/>
+                <w:sz w:val="17"/>
+              </w:rPr>
+              <w:t xml:space="preserve">document_id</w:t>
+            </w:r>
+            <w:r>
+              <w:rPr>
+                <w:sz w:val="17"/>
+              </w:rPr>
+              <w:t xml:space="preserve"> </w:t>
+            </w:r>
+            <w:r>
+              <w:rPr>
+                <w:sz w:val="17"/>
+              </w:rPr>
+              <w:t xml:space="preserve">is read as that pair.</w:t>
+            </w:r>
           </w:p>
         </w:tc>
       </w:tr>
@@ -6313,7 +6409,111 @@
           <w:p>
             <w:pPr>
               <w:pStyle w:val="Compact"/>
-            </w:pPr>
+              <w:jc w:val="left"/>
+            </w:pPr>
+            <w:r>
+              <w:rPr>
+                <w:sz w:val="17"/>
+              </w:rPr>
+              <w:t xml:space="preserve">Applied: glossary —</w:t>
+            </w:r>
+            <w:r>
+              <w:rPr>
+                <w:sz w:val="17"/>
+              </w:rPr>
+              <w:t xml:space="preserve"> </w:t>
+            </w:r>
+            <w:r>
+              <w:rPr>
+                <w:iCs/>
+                <w:i/>
+                <w:sz w:val="17"/>
+              </w:rPr>
+              <w:t xml:space="preserve">partner organisation</w:t>
+            </w:r>
+            <w:r>
+              <w:rPr>
+                <w:sz w:val="17"/>
+              </w:rPr>
+              <w:t xml:space="preserve"> </w:t>
+            </w:r>
+            <w:r>
+              <w:rPr>
+                <w:sz w:val="17"/>
+              </w:rPr>
+              <w:t xml:space="preserve">(ORGANISATION),</w:t>
+            </w:r>
+            <w:r>
+              <w:rPr>
+                <w:sz w:val="17"/>
+              </w:rPr>
+              <w:t xml:space="preserve"> </w:t>
+            </w:r>
+            <w:r>
+              <w:rPr>
+                <w:iCs/>
+                <w:i/>
+                <w:sz w:val="17"/>
+              </w:rPr>
+              <w:t xml:space="preserve">partner account</w:t>
+            </w:r>
+            <w:r>
+              <w:rPr>
+                <w:sz w:val="17"/>
+              </w:rPr>
+              <w:t xml:space="preserve"> </w:t>
+            </w:r>
+            <w:r>
+              <w:rPr>
+                <w:sz w:val="17"/>
+              </w:rPr>
+              <w:t xml:space="preserve">(role</w:t>
+            </w:r>
+            <w:r>
+              <w:rPr>
+                <w:sz w:val="17"/>
+              </w:rPr>
+              <w:t xml:space="preserve"> </w:t>
+            </w:r>
+            <w:r>
+              <w:rPr>
+                <w:rStyle w:val="VerbatimChar"/>
+                <w:sz w:val="17"/>
+              </w:rPr>
+              <w:t xml:space="preserve">partner</w:t>
+            </w:r>
+            <w:r>
+              <w:rPr>
+                <w:sz w:val="17"/>
+              </w:rPr>
+              <w:t xml:space="preserve">),</w:t>
+            </w:r>
+            <w:r>
+              <w:rPr>
+                <w:sz w:val="17"/>
+              </w:rPr>
+              <w:t xml:space="preserve"> </w:t>
+            </w:r>
+            <w:r>
+              <w:rPr>
+                <w:iCs/>
+                <w:i/>
+                <w:sz w:val="17"/>
+              </w:rPr>
+              <w:t xml:space="preserve">partner party</w:t>
+            </w:r>
+            <w:r>
+              <w:rPr>
+                <w:sz w:val="17"/>
+              </w:rPr>
+              <w:t xml:space="preserve"> </w:t>
+            </w:r>
+            <w:r>
+              <w:rPr>
+                <w:sz w:val="17"/>
+              </w:rPr>
+              <w:t xml:space="preserve">(NDA_ACCEPTANCE.party).</w:t>
+            </w:r>
           </w:p>
         </w:tc>
       </w:tr>
@@ -6383,7 +6583,33 @@
           <w:p>
             <w:pPr>
               <w:pStyle w:val="Compact"/>
-            </w:pPr>
+              <w:jc w:val="left"/>
+            </w:pPr>
+            <w:r>
+              <w:rPr>
+                <w:sz w:val="17"/>
+              </w:rPr>
+              <w:t xml:space="preserve">Applied: entity PRECHECK_RUN; key keeps the spec name</w:t>
+            </w:r>
+            <w:r>
+              <w:rPr>
+                <w:sz w:val="17"/>
+              </w:rPr>
+              <w:t xml:space="preserve"> </w:t>
+            </w:r>
+            <w:r>
+              <w:rPr>
+                <w:rStyle w:val="VerbatimChar"/>
+                <w:sz w:val="17"/>
+              </w:rPr>
+              <w:t xml:space="preserve">brief_id</w:t>
+            </w:r>
+            <w:r>
+              <w:rPr>
+                <w:sz w:val="17"/>
+              </w:rPr>
+              <w:t xml:space="preserve">.</w:t>
+            </w:r>
           </w:p>
         </w:tc>
       </w:tr>
@@ -6453,7 +6679,14 @@
           <w:p>
             <w:pPr>
               <w:pStyle w:val="Compact"/>
-            </w:pPr>
+              <w:jc w:val="left"/>
+            </w:pPr>
+            <w:r>
+              <w:rPr>
+                <w:sz w:val="17"/>
+              </w:rPr>
+              <w:t xml:space="preserve">Applied: three column names kept as each spec declares them, one shared value set ENUM(u15, 15_50, o50).</w:t>
+            </w:r>
           </w:p>
         </w:tc>
       </w:tr>
@@ -6523,7 +6756,39 @@
           <w:p>
             <w:pPr>
               <w:pStyle w:val="Compact"/>
-            </w:pPr>
+              <w:jc w:val="left"/>
+            </w:pPr>
+            <w:r>
+              <w:rPr>
+                <w:sz w:val="17"/>
+              </w:rPr>
+              <w:t xml:space="preserve">Applied: one column</w:t>
+            </w:r>
+            <w:r>
+              <w:rPr>
+                <w:sz w:val="17"/>
+              </w:rPr>
+              <w:t xml:space="preserve"> </w:t>
+            </w:r>
+            <w:r>
+              <w:rPr>
+                <w:rStyle w:val="VerbatimChar"/>
+                <w:sz w:val="17"/>
+              </w:rPr>
+              <w:t xml:space="preserve">lang</w:t>
+            </w:r>
+            <w:r>
+              <w:rPr>
+                <w:sz w:val="17"/>
+              </w:rPr>
+              <w:t xml:space="preserve"> </w:t>
+            </w:r>
+            <w:r>
+              <w:rPr>
+                <w:sz w:val="17"/>
+              </w:rPr>
+              <w:t xml:space="preserve">ENUM(en, vi) (F-M2-05 input).</w:t>
+            </w:r>
           </w:p>
         </w:tc>
       </w:tr>
@@ -6593,7 +6858,39 @@
           <w:p>
             <w:pPr>
               <w:pStyle w:val="Compact"/>
-            </w:pPr>
+              <w:jc w:val="left"/>
+            </w:pPr>
+            <w:r>
+              <w:rPr>
+                <w:sz w:val="17"/>
+              </w:rPr>
+              <w:t xml:space="preserve">Applied: F-M7-02's</w:t>
+            </w:r>
+            <w:r>
+              <w:rPr>
+                <w:sz w:val="17"/>
+              </w:rPr>
+              <w:t xml:space="preserve"> </w:t>
+            </w:r>
+            <w:r>
+              <w:rPr>
+                <w:rStyle w:val="VerbatimChar"/>
+                <w:sz w:val="17"/>
+              </w:rPr>
+              <w:t xml:space="preserve">notification_id</w:t>
+            </w:r>
+            <w:r>
+              <w:rPr>
+                <w:sz w:val="17"/>
+              </w:rPr>
+              <w:t xml:space="preserve"> </w:t>
+            </w:r>
+            <w:r>
+              <w:rPr>
+                <w:sz w:val="17"/>
+              </w:rPr>
+              <w:t xml:space="preserve">is an EMAIL_DELIVERY (it has a delivery status), not an in-app NOTIFICATION.</w:t>
+            </w:r>
           </w:p>
         </w:tc>
       </w:tr>
@@ -6663,7 +6960,39 @@
           <w:p>
             <w:pPr>
               <w:pStyle w:val="Compact"/>
-            </w:pPr>
+              <w:jc w:val="left"/>
+            </w:pPr>
+            <w:r>
+              <w:rPr>
+                <w:sz w:val="17"/>
+              </w:rPr>
+              <w:t xml:space="preserve">Applied: VARCHAR(20), e.g.</w:t>
+            </w:r>
+            <w:r>
+              <w:rPr>
+                <w:sz w:val="17"/>
+              </w:rPr>
+              <w:t xml:space="preserve"> </w:t>
+            </w:r>
+            <w:r>
+              <w:rPr>
+                <w:rStyle w:val="VerbatimChar"/>
+                <w:sz w:val="17"/>
+              </w:rPr>
+              <w:t xml:space="preserve">2026.08</w:t>
+            </w:r>
+            <w:r>
+              <w:rPr>
+                <w:sz w:val="17"/>
+              </w:rPr>
+              <w:t xml:space="preserve"> </w:t>
+            </w:r>
+            <w:r>
+              <w:rPr>
+                <w:sz w:val="17"/>
+              </w:rPr>
+              <w:t xml:space="preserve">(M2 FR-004, US-1).</w:t>
+            </w:r>
           </w:p>
         </w:tc>
       </w:tr>
@@ -6733,7 +7062,14 @@
           <w:p>
             <w:pPr>
               <w:pStyle w:val="Compact"/>
-            </w:pPr>
+              <w:jc w:val="left"/>
+            </w:pPr>
+            <w:r>
+              <w:rPr>
+                <w:sz w:val="17"/>
+              </w:rPr>
+              <w:t xml:space="preserve">Applied: optional in storage; required by the functions that use it (M5 FR-007, M2 FR-017).</w:t>
+            </w:r>
           </w:p>
         </w:tc>
       </w:tr>
@@ -6803,7 +7139,65 @@
           <w:p>
             <w:pPr>
               <w:pStyle w:val="Compact"/>
-            </w:pPr>
+              <w:jc w:val="left"/>
+            </w:pPr>
+            <w:r>
+              <w:rPr>
+                <w:sz w:val="17"/>
+              </w:rPr>
+              <w:t xml:space="preserve">Applied: ENUM(A, B, C) = the overriding segment;</w:t>
+            </w:r>
+            <w:r>
+              <w:rPr>
+                <w:sz w:val="17"/>
+              </w:rPr>
+              <w:t xml:space="preserve"> </w:t>
+            </w:r>
+            <w:r>
+              <w:rPr>
+                <w:iCs/>
+                <w:i/>
+                <w:sz w:val="17"/>
+              </w:rPr>
+              <w:t xml:space="preserve">an override happened</w:t>
+            </w:r>
+            <w:r>
+              <w:rPr>
+                <w:sz w:val="17"/>
+              </w:rPr>
+              <w:t xml:space="preserve"> </w:t>
+            </w:r>
+            <w:r>
+              <w:rPr>
+                <w:sz w:val="17"/>
+              </w:rPr>
+              <w:t xml:space="preserve">=</w:t>
+            </w:r>
+            <w:r>
+              <w:rPr>
+                <w:sz w:val="17"/>
+              </w:rPr>
+              <w:t xml:space="preserve"> </w:t>
+            </w:r>
+            <w:r>
+              <w:rPr>
+                <w:rStyle w:val="VerbatimChar"/>
+                <w:sz w:val="17"/>
+              </w:rPr>
+              <w:t xml:space="preserve">segment_override</w:t>
+            </w:r>
+            <w:r>
+              <w:rPr>
+                <w:sz w:val="17"/>
+              </w:rPr>
+              <w:t xml:space="preserve"> </w:t>
+            </w:r>
+            <w:r>
+              <w:rPr>
+                <w:sz w:val="17"/>
+              </w:rPr>
+              <w:t xml:space="preserve">is set.</w:t>
+            </w:r>
           </w:p>
         </w:tc>
       </w:tr>
@@ -6886,7 +7280,14 @@
           <w:p>
             <w:pPr>
               <w:pStyle w:val="Compact"/>
-            </w:pPr>
+              <w:jc w:val="left"/>
+            </w:pPr>
+            <w:r>
+              <w:rPr>
+                <w:sz w:val="17"/>
+              </w:rPr>
+              <w:t xml:space="preserve">Applied: stored on PROFILE for members; the cookie is used only for guests.</w:t>
+            </w:r>
           </w:p>
         </w:tc>
       </w:tr>
@@ -6969,7 +7370,39 @@
           <w:p>
             <w:pPr>
               <w:pStyle w:val="Compact"/>
-            </w:pPr>
+              <w:jc w:val="left"/>
+            </w:pPr>
+            <w:r>
+              <w:rPr>
+                <w:sz w:val="17"/>
+              </w:rPr>
+              <w:t xml:space="preserve">Applied:</w:t>
+            </w:r>
+            <w:r>
+              <w:rPr>
+                <w:sz w:val="17"/>
+              </w:rPr>
+              <w:t xml:space="preserve"> </w:t>
+            </w:r>
+            <w:r>
+              <w:rPr>
+                <w:rStyle w:val="VerbatimChar"/>
+                <w:sz w:val="17"/>
+              </w:rPr>
+              <w:t xml:space="preserve">state</w:t>
+            </w:r>
+            <w:r>
+              <w:rPr>
+                <w:sz w:val="17"/>
+              </w:rPr>
+              <w:t xml:space="preserve"> </w:t>
+            </w:r>
+            <w:r>
+              <w:rPr>
+                <w:sz w:val="17"/>
+              </w:rPr>
+              <w:t xml:space="preserve">(SC-27 corrected 01/10/2026).</w:t>
+            </w:r>
           </w:p>
         </w:tc>
       </w:tr>
@@ -7109,7 +7542,39 @@
           <w:p>
             <w:pPr>
               <w:pStyle w:val="Compact"/>
-            </w:pPr>
+              <w:jc w:val="left"/>
+            </w:pPr>
+            <w:r>
+              <w:rPr>
+                <w:sz w:val="17"/>
+              </w:rPr>
+              <w:t xml:space="preserve">Applied:</w:t>
+            </w:r>
+            <w:r>
+              <w:rPr>
+                <w:sz w:val="17"/>
+              </w:rPr>
+              <w:t xml:space="preserve"> </w:t>
+            </w:r>
+            <w:r>
+              <w:rPr>
+                <w:rStyle w:val="VerbatimChar"/>
+                <w:sz w:val="17"/>
+              </w:rPr>
+              <w:t xml:space="preserve">confirmed</w:t>
+            </w:r>
+            <w:r>
+              <w:rPr>
+                <w:sz w:val="17"/>
+              </w:rPr>
+              <w:t xml:space="preserve"> </w:t>
+            </w:r>
+            <w:r>
+              <w:rPr>
+                <w:sz w:val="17"/>
+              </w:rPr>
+              <w:t xml:space="preserve">(SC-25 corrected 01/10/2026).</w:t>
+            </w:r>
           </w:p>
         </w:tc>
       </w:tr>
@@ -7217,7 +7682,58 @@
           <w:p>
             <w:pPr>
               <w:pStyle w:val="Compact"/>
-            </w:pPr>
+              <w:jc w:val="left"/>
+            </w:pPr>
+            <w:r>
+              <w:rPr>
+                <w:sz w:val="17"/>
+              </w:rPr>
+              <w:t xml:space="preserve">Applied:</w:t>
+            </w:r>
+            <w:r>
+              <w:rPr>
+                <w:sz w:val="17"/>
+              </w:rPr>
+              <w:t xml:space="preserve"> </w:t>
+            </w:r>
+            <w:r>
+              <w:rPr>
+                <w:rStyle w:val="VerbatimChar"/>
+                <w:sz w:val="17"/>
+              </w:rPr>
+              <w:t xml:space="preserve">organisation</w:t>
+            </w:r>
+            <w:r>
+              <w:rPr>
+                <w:sz w:val="17"/>
+              </w:rPr>
+              <w:t xml:space="preserve">,</w:t>
+            </w:r>
+            <w:r>
+              <w:rPr>
+                <w:sz w:val="17"/>
+              </w:rPr>
+              <w:t xml:space="preserve"> </w:t>
+            </w:r>
+            <w:r>
+              <w:rPr>
+                <w:rStyle w:val="VerbatimChar"/>
+                <w:sz w:val="17"/>
+              </w:rPr>
+              <w:t xml:space="preserve">organisation.service_groups</w:t>
+            </w:r>
+            <w:r>
+              <w:rPr>
+                <w:sz w:val="17"/>
+              </w:rPr>
+              <w:t xml:space="preserve"> </w:t>
+            </w:r>
+            <w:r>
+              <w:rPr>
+                <w:sz w:val="17"/>
+              </w:rPr>
+              <w:t xml:space="preserve">(SC-19, SC-20 corrected 01/10/2026).</w:t>
+            </w:r>
           </w:p>
         </w:tc>
       </w:tr>
@@ -7287,7 +7803,14 @@
           <w:p>
             <w:pPr>
               <w:pStyle w:val="Compact"/>
-            </w:pPr>
+              <w:jc w:val="left"/>
+            </w:pPr>
+            <w:r>
+              <w:rPr>
+                <w:sz w:val="17"/>
+              </w:rPr>
+              <w:t xml:space="preserve">Applied: owner SYS; M4 and M7 call F-SYS-07.</w:t>
+            </w:r>
           </w:p>
         </w:tc>
       </w:tr>
@@ -7357,7 +7880,14 @@
           <w:p>
             <w:pPr>
               <w:pStyle w:val="Compact"/>
-            </w:pPr>
+              <w:jc w:val="left"/>
+            </w:pPr>
+            <w:r>
+              <w:rPr>
+                <w:sz w:val="17"/>
+              </w:rPr>
+              <w:t xml:space="preserve">Applied: owner SYS; M4 and M7 call F-SYS-08.</w:t>
+            </w:r>
           </w:p>
         </w:tc>
       </w:tr>
@@ -7427,7 +7957,14 @@
           <w:p>
             <w:pPr>
               <w:pStyle w:val="Compact"/>
-            </w:pPr>
+              <w:jc w:val="left"/>
+            </w:pPr>
+            <w:r>
+              <w:rPr>
+                <w:sz w:val="17"/>
+              </w:rPr>
+              <w:t xml:space="preserve">Applied: owner M4 (declared in M4 §6, written by F-M4-18); it only references DOCUMENT (M5).</w:t>
+            </w:r>
           </w:p>
         </w:tc>
       </w:tr>
@@ -7497,7 +8034,52 @@
           <w:p>
             <w:pPr>
               <w:pStyle w:val="Compact"/>
-            </w:pPr>
+              <w:jc w:val="left"/>
+            </w:pPr>
+            <w:r>
+              <w:rPr>
+                <w:sz w:val="17"/>
+              </w:rPr>
+              <w:t xml:space="preserve">Applied: FIELDS names</w:t>
+            </w:r>
+            <w:r>
+              <w:rPr>
+                <w:sz w:val="17"/>
+              </w:rPr>
+              <w:t xml:space="preserve"> </w:t>
+            </w:r>
+            <w:r>
+              <w:rPr>
+                <w:rStyle w:val="VerbatimChar"/>
+                <w:sz w:val="17"/>
+              </w:rPr>
+              <w:t xml:space="preserve">scene_description</w:t>
+            </w:r>
+            <w:r>
+              <w:rPr>
+                <w:sz w:val="17"/>
+              </w:rPr>
+              <w:t xml:space="preserve">,</w:t>
+            </w:r>
+            <w:r>
+              <w:rPr>
+                <w:sz w:val="17"/>
+              </w:rPr>
+              <w:t xml:space="preserve"> </w:t>
+            </w:r>
+            <w:r>
+              <w:rPr>
+                <w:rStyle w:val="VerbatimChar"/>
+                <w:sz w:val="17"/>
+              </w:rPr>
+              <w:t xml:space="preserve">shoot_month</w:t>
+            </w:r>
+            <w:r>
+              <w:rPr>
+                <w:sz w:val="17"/>
+              </w:rPr>
+              <w:t xml:space="preserve">.</w:t>
+            </w:r>
           </w:p>
         </w:tc>
       </w:tr>
@@ -7567,7 +8149,52 @@
           <w:p>
             <w:pPr>
               <w:pStyle w:val="Compact"/>
-            </w:pPr>
+              <w:jc w:val="left"/>
+            </w:pPr>
+            <w:r>
+              <w:rPr>
+                <w:sz w:val="17"/>
+              </w:rPr>
+              <w:t xml:space="preserve">Applied: FIELDS names</w:t>
+            </w:r>
+            <w:r>
+              <w:rPr>
+                <w:sz w:val="17"/>
+              </w:rPr>
+              <w:t xml:space="preserve"> </w:t>
+            </w:r>
+            <w:r>
+              <w:rPr>
+                <w:rStyle w:val="VerbatimChar"/>
+                <w:sz w:val="17"/>
+              </w:rPr>
+              <w:t xml:space="preserve">term_en</w:t>
+            </w:r>
+            <w:r>
+              <w:rPr>
+                <w:sz w:val="17"/>
+              </w:rPr>
+              <w:t xml:space="preserve">,</w:t>
+            </w:r>
+            <w:r>
+              <w:rPr>
+                <w:sz w:val="17"/>
+              </w:rPr>
+              <w:t xml:space="preserve"> </w:t>
+            </w:r>
+            <w:r>
+              <w:rPr>
+                <w:rStyle w:val="VerbatimChar"/>
+                <w:sz w:val="17"/>
+              </w:rPr>
+              <w:t xml:space="preserve">term_vi</w:t>
+            </w:r>
+            <w:r>
+              <w:rPr>
+                <w:sz w:val="17"/>
+              </w:rPr>
+              <w:t xml:space="preserve">.</w:t>
+            </w:r>
           </w:p>
         </w:tc>
       </w:tr>
@@ -7637,7 +8264,58 @@
           <w:p>
             <w:pPr>
               <w:pStyle w:val="Compact"/>
-            </w:pPr>
+              <w:jc w:val="left"/>
+            </w:pPr>
+            <w:r>
+              <w:rPr>
+                <w:sz w:val="17"/>
+              </w:rPr>
+              <w:t xml:space="preserve">Applied:</w:t>
+            </w:r>
+            <w:r>
+              <w:rPr>
+                <w:sz w:val="17"/>
+              </w:rPr>
+              <w:t xml:space="preserve"> </w:t>
+            </w:r>
+            <w:r>
+              <w:rPr>
+                <w:rStyle w:val="VerbatimChar"/>
+                <w:sz w:val="17"/>
+              </w:rPr>
+              <w:t xml:space="preserve">admin_id</w:t>
+            </w:r>
+            <w:r>
+              <w:rPr>
+                <w:sz w:val="17"/>
+              </w:rPr>
+              <w:t xml:space="preserve">; the search filter</w:t>
+            </w:r>
+            <w:r>
+              <w:rPr>
+                <w:sz w:val="17"/>
+              </w:rPr>
+              <w:t xml:space="preserve"> </w:t>
+            </w:r>
+            <w:r>
+              <w:rPr>
+                <w:rStyle w:val="VerbatimChar"/>
+                <w:sz w:val="17"/>
+              </w:rPr>
+              <w:t xml:space="preserve">actor_id</w:t>
+            </w:r>
+            <w:r>
+              <w:rPr>
+                <w:sz w:val="17"/>
+              </w:rPr>
+              <w:t xml:space="preserve"> </w:t>
+            </w:r>
+            <w:r>
+              <w:rPr>
+                <w:sz w:val="17"/>
+              </w:rPr>
+              <w:t xml:space="preserve">of F-M10-09 filters on it.</w:t>
+            </w:r>
           </w:p>
         </w:tc>
       </w:tr>
@@ -7707,7 +8385,33 @@
           <w:p>
             <w:pPr>
               <w:pStyle w:val="Compact"/>
-            </w:pPr>
+              <w:jc w:val="left"/>
+            </w:pPr>
+            <w:r>
+              <w:rPr>
+                <w:sz w:val="17"/>
+              </w:rPr>
+              <w:t xml:space="preserve">Applied: two nullable foreign keys with a CHECK that exactly one is set and matches content_type (constraint</w:t>
+            </w:r>
+            <w:r>
+              <w:rPr>
+                <w:sz w:val="17"/>
+              </w:rPr>
+              <w:t xml:space="preserve"> </w:t>
+            </w:r>
+            <w:r>
+              <w:rPr>
+                <w:rStyle w:val="VerbatimChar"/>
+                <w:sz w:val="17"/>
+              </w:rPr>
+              <w:t xml:space="preserve">ck_moderation_item_one_target</w:t>
+            </w:r>
+            <w:r>
+              <w:rPr>
+                <w:sz w:val="17"/>
+              </w:rPr>
+              <w:t xml:space="preserve">).</w:t>
+            </w:r>
           </w:p>
         </w:tc>
       </w:tr>
@@ -7777,7 +8481,14 @@
           <w:p>
             <w:pPr>
               <w:pStyle w:val="Compact"/>
-            </w:pPr>
+              <w:jc w:val="left"/>
+            </w:pPr>
+            <w:r>
+              <w:rPr>
+                <w:sz w:val="17"/>
+              </w:rPr>
+              <w:t xml:space="preserve">Applied: owner M10; other modules never insert rows — a trigger in the same transaction writes them (M10 §4.3).</w:t>
+            </w:r>
           </w:p>
         </w:tc>
       </w:tr>
@@ -8613,7 +9324,7 @@
           <w:iCs/>
           <w:i/>
         </w:rPr>
-        <w:t xml:space="preserve">Human gate 1 (not delegable): fill the Decision column, review the implied entities, and rewrite each definition in your own words. Signed: ____________________ Date: __________</w:t>
+        <w:t xml:space="preserve">Human gate 1 (not delegable): the Decision column records the choice applied in 04 on 01/10/2026 — confirm or change it, review the implied entities, and rewrite each definition in your own words. Signed: ____________________ Date: __________</w:t>
       </w:r>
     </w:p>
     <w:bookmarkEnd w:id="24"/>
